--- a/2026/mes12/AA3-1.docx
+++ b/2026/mes12/AA3-1.docx
@@ -11,8 +11,8 @@
           <w:rFonts w:ascii="Adwaita Sans" w:hAnsi="Adwaita Sans"/>
           <w:b/>
           <w:bCs/>
-          <w:sz w:val="44"/>
-          <w:szCs w:val="44"/>
+          <w:sz w:val="36"/>
+          <w:szCs w:val="36"/>
         </w:rPr>
       </w:pPr>
       <w:r>
@@ -20,57 +20,36 @@
           <w:rFonts w:ascii="Adwaita Sans" w:hAnsi="Adwaita Sans"/>
           <w:b/>
           <w:bCs/>
-          <w:sz w:val="44"/>
-          <w:szCs w:val="44"/>
-        </w:rPr>
-        <w:t xml:space="preserve"> </w:t>
-      </w:r>
-      <w:r>
+          <w:sz w:val="36"/>
+          <w:szCs w:val="36"/>
+        </w:rPr>
+      </w:r>
+      <w:bookmarkStart w:id="0" w:name="__DdeLink__484_3751743897"/>
+      <w:bookmarkStart w:id="1" w:name="__DdeLink__484_3751743897"/>
+    </w:p>
+    <w:p>
+      <w:pPr>
+        <w:pStyle w:val="PreformattedText"/>
+        <w:bidi w:val="0"/>
+        <w:spacing w:lineRule="auto" w:line="360" w:before="0" w:after="0"/>
+        <w:jc w:val="center"/>
         <w:rPr>
           <w:rFonts w:ascii="Adwaita Sans" w:hAnsi="Adwaita Sans"/>
           <w:b/>
           <w:bCs/>
-          <w:sz w:val="44"/>
-          <w:szCs w:val="44"/>
-        </w:rPr>
-        <w:t>GA5-240201064-AA1-EV01</w:t>
-      </w:r>
-      <w:bookmarkStart w:id="0" w:name="__DdeLink__484_3751743897"/>
-    </w:p>
-    <w:p>
-      <w:pPr>
-        <w:pStyle w:val="PreformattedText"/>
-        <w:bidi w:val="0"/>
-        <w:spacing w:before="0" w:after="0"/>
-        <w:jc w:val="center"/>
+          <w:sz w:val="36"/>
+          <w:szCs w:val="36"/>
+        </w:rPr>
+      </w:pPr>
+      <w:r>
         <w:rPr>
           <w:rFonts w:ascii="Adwaita Sans" w:hAnsi="Adwaita Sans"/>
           <w:b/>
           <w:bCs/>
-        </w:rPr>
-      </w:pPr>
-      <w:r>
-        <w:rPr>
-          <w:rFonts w:ascii="Adwaita Sans" w:hAnsi="Adwaita Sans"/>
-          <w:b/>
-          <w:bCs/>
-        </w:rPr>
-      </w:r>
-    </w:p>
-    <w:p>
-      <w:pPr>
-        <w:pStyle w:val="PreformattedText"/>
-        <w:bidi w:val="0"/>
-        <w:spacing w:before="0" w:after="0"/>
-        <w:jc w:val="start"/>
-        <w:rPr>
-          <w:rFonts w:ascii="Adwaita Sans" w:hAnsi="Adwaita Sans"/>
-        </w:rPr>
-      </w:pPr>
-      <w:r>
-        <w:rPr>
-          <w:rFonts w:ascii="Adwaita Sans" w:hAnsi="Adwaita Sans"/>
-        </w:rPr>
+          <w:sz w:val="36"/>
+          <w:szCs w:val="36"/>
+        </w:rPr>
+        <w:t>Selección de herramientas para prototipado (GA6-220501096-AA3-EV01) — Proyecto “Censo Rural”</w:t>
       </w:r>
     </w:p>
     <w:p>
@@ -302,8 +281,8 @@
           <w:rFonts w:ascii="Adwaita Sans" w:hAnsi="Adwaita Sans"/>
         </w:rPr>
       </w:pPr>
-      <w:bookmarkStart w:id="1" w:name="docs-internal-guid-255404e9-7fff-4a4b-60"/>
-      <w:bookmarkEnd w:id="1"/>
+      <w:bookmarkStart w:id="2" w:name="docs-internal-guid-255404e9-7fff-4a4b-60"/>
+      <w:bookmarkEnd w:id="2"/>
       <w:r>
         <w:rPr>
           <w:rFonts w:ascii="Adwaita Sans" w:hAnsi="Adwaita Sans"/>
@@ -366,7 +345,15 @@
           <w:sz w:val="44"/>
           <w:szCs w:val="44"/>
         </w:rPr>
-        <w:t>2025</w:t>
+        <w:t>202</w:t>
+      </w:r>
+      <w:r>
+        <w:rPr>
+          <w:rFonts w:ascii="Adwaita Sans" w:hAnsi="Adwaita Sans"/>
+          <w:sz w:val="44"/>
+          <w:szCs w:val="44"/>
+        </w:rPr>
+        <w:t>6</w:t>
       </w:r>
       <w:r>
         <w:rPr>
@@ -420,8 +407,9 @@
           <w:rFonts w:ascii="Adwaita Sans" w:hAnsi="Adwaita Sans"/>
         </w:rPr>
       </w:pPr>
-      <w:bookmarkStart w:id="2" w:name="__DdeLink__312_1991315243"/>
-      <w:bookmarkStart w:id="3" w:name="__DdeLink__308_1991315243"/>
+      <w:bookmarkStart w:id="3" w:name="__DdeLink__484_3751743897"/>
+      <w:bookmarkStart w:id="4" w:name="__DdeLink__308_1991315243"/>
+      <w:bookmarkStart w:id="5" w:name="__DdeLink__312_1991315243"/>
       <w:r>
         <w:rPr>
           <w:rFonts w:eastAsia="Noto Sans Mono CJK SC" w:cs="Liberation Mono" w:ascii="Adwaita Sans" w:hAnsi="Adwaita Sans"/>
@@ -430,9 +418,9 @@
         </w:rPr>
         <w:t>ADSO</w:t>
       </w:r>
-      <w:bookmarkEnd w:id="0"/>
-      <w:bookmarkEnd w:id="2"/>
       <w:bookmarkEnd w:id="3"/>
+      <w:bookmarkEnd w:id="4"/>
+      <w:bookmarkEnd w:id="5"/>
     </w:p>
     <w:p>
       <w:pPr>
@@ -465,228 +453,3619 @@
       <w:r>
         <w:rPr>
           <w:rFonts w:ascii="Adwaita Sans" w:hAnsi="Adwaita Sans"/>
-          <w:b/>
-          <w:bCs/>
-          <w:sz w:val="26"/>
-          <w:szCs w:val="26"/>
-        </w:rPr>
-      </w:r>
-    </w:p>
-    <w:p>
-      <w:pPr>
-        <w:pStyle w:val="PreformattedText"/>
-        <w:bidi w:val="0"/>
-        <w:spacing w:lineRule="auto" w:line="360" w:before="0" w:after="0"/>
-        <w:jc w:val="both"/>
-        <w:rPr>
-          <w:rFonts w:ascii="Adwaita Sans" w:hAnsi="Adwaita Sans"/>
-          <w:sz w:val="26"/>
-          <w:szCs w:val="26"/>
-        </w:rPr>
-      </w:pPr>
-      <w:r>
-        <w:rPr>
-          <w:rFonts w:ascii="Adwaita Sans" w:hAnsi="Adwaita Sans"/>
-          <w:b/>
-          <w:bCs/>
-          <w:sz w:val="26"/>
-          <w:szCs w:val="26"/>
-        </w:rPr>
-      </w:r>
-    </w:p>
-    <w:p>
-      <w:pPr>
-        <w:pStyle w:val="PreformattedText"/>
-        <w:bidi w:val="0"/>
-        <w:spacing w:lineRule="auto" w:line="360" w:before="0" w:after="0"/>
-        <w:jc w:val="both"/>
-        <w:rPr>
-          <w:rFonts w:ascii="Adwaita Sans" w:hAnsi="Adwaita Sans"/>
-          <w:sz w:val="26"/>
-          <w:szCs w:val="26"/>
-        </w:rPr>
-      </w:pPr>
-      <w:r>
-        <w:rPr>
-          <w:rFonts w:ascii="Adwaita Sans" w:hAnsi="Adwaita Sans"/>
-          <w:b/>
-          <w:bCs/>
-          <w:sz w:val="26"/>
-          <w:szCs w:val="26"/>
-        </w:rPr>
-      </w:r>
-    </w:p>
-    <w:p>
-      <w:pPr>
-        <w:pStyle w:val="PreformattedText"/>
-        <w:bidi w:val="0"/>
-        <w:spacing w:lineRule="auto" w:line="360" w:before="0" w:after="0"/>
-        <w:jc w:val="both"/>
-        <w:rPr>
-          <w:rFonts w:ascii="Adwaita Sans" w:hAnsi="Adwaita Sans"/>
-          <w:sz w:val="26"/>
-          <w:szCs w:val="26"/>
-        </w:rPr>
-      </w:pPr>
-      <w:r>
-        <w:rPr>
-          <w:rFonts w:ascii="Adwaita Sans" w:hAnsi="Adwaita Sans"/>
-          <w:b/>
-          <w:bCs/>
-          <w:sz w:val="26"/>
-          <w:szCs w:val="26"/>
-        </w:rPr>
-      </w:r>
-    </w:p>
-    <w:p>
-      <w:pPr>
-        <w:pStyle w:val="PreformattedText"/>
-        <w:bidi w:val="0"/>
-        <w:spacing w:lineRule="auto" w:line="360" w:before="0" w:after="0"/>
-        <w:jc w:val="both"/>
-        <w:rPr>
-          <w:rFonts w:ascii="Adwaita Sans" w:hAnsi="Adwaita Sans"/>
-          <w:sz w:val="26"/>
-          <w:szCs w:val="26"/>
-        </w:rPr>
-      </w:pPr>
-      <w:r>
-        <w:rPr>
-          <w:rFonts w:ascii="Adwaita Sans" w:hAnsi="Adwaita Sans"/>
-          <w:b/>
-          <w:bCs/>
-          <w:sz w:val="26"/>
-          <w:szCs w:val="26"/>
-        </w:rPr>
-      </w:r>
-    </w:p>
-    <w:p>
-      <w:pPr>
-        <w:pStyle w:val="PreformattedText"/>
-        <w:bidi w:val="0"/>
-        <w:spacing w:lineRule="auto" w:line="360" w:before="0" w:after="0"/>
-        <w:jc w:val="both"/>
-        <w:rPr>
-          <w:rFonts w:ascii="Adwaita Sans" w:hAnsi="Adwaita Sans"/>
-          <w:sz w:val="26"/>
-          <w:szCs w:val="26"/>
-        </w:rPr>
-      </w:pPr>
-      <w:r>
-        <w:rPr>
-          <w:rFonts w:ascii="Adwaita Sans" w:hAnsi="Adwaita Sans"/>
-          <w:b/>
-          <w:bCs/>
-          <w:sz w:val="26"/>
-          <w:szCs w:val="26"/>
-        </w:rPr>
-      </w:r>
-    </w:p>
-    <w:p>
-      <w:pPr>
-        <w:pStyle w:val="PreformattedText"/>
-        <w:bidi w:val="0"/>
-        <w:spacing w:lineRule="auto" w:line="360" w:before="0" w:after="0"/>
-        <w:jc w:val="both"/>
-        <w:rPr>
-          <w:rFonts w:ascii="Adwaita Sans" w:hAnsi="Adwaita Sans"/>
-          <w:sz w:val="26"/>
-          <w:szCs w:val="26"/>
-        </w:rPr>
-      </w:pPr>
-      <w:r>
-        <w:rPr>
-          <w:rFonts w:ascii="Adwaita Sans" w:hAnsi="Adwaita Sans"/>
-          <w:b/>
-          <w:bCs/>
-          <w:sz w:val="26"/>
-          <w:szCs w:val="26"/>
-        </w:rPr>
-      </w:r>
-    </w:p>
-    <w:p>
-      <w:pPr>
-        <w:pStyle w:val="PreformattedText"/>
-        <w:bidi w:val="0"/>
-        <w:spacing w:lineRule="auto" w:line="360" w:before="0" w:after="0"/>
-        <w:jc w:val="both"/>
-        <w:rPr>
-          <w:rFonts w:ascii="Adwaita Sans" w:hAnsi="Adwaita Sans"/>
-          <w:sz w:val="26"/>
-          <w:szCs w:val="26"/>
-        </w:rPr>
-      </w:pPr>
-      <w:r>
-        <w:rPr>
-          <w:rFonts w:ascii="Adwaita Sans" w:hAnsi="Adwaita Sans"/>
-          <w:b/>
-          <w:bCs/>
-          <w:sz w:val="26"/>
-          <w:szCs w:val="26"/>
-        </w:rPr>
-      </w:r>
-    </w:p>
-    <w:p>
-      <w:pPr>
-        <w:pStyle w:val="PreformattedText"/>
-        <w:bidi w:val="0"/>
-        <w:spacing w:lineRule="auto" w:line="360" w:before="0" w:after="0"/>
-        <w:jc w:val="both"/>
-        <w:rPr>
-          <w:rFonts w:ascii="Adwaita Sans" w:hAnsi="Adwaita Sans"/>
-          <w:sz w:val="26"/>
-          <w:szCs w:val="26"/>
-        </w:rPr>
-      </w:pPr>
-      <w:r>
-        <w:rPr>
-          <w:rFonts w:ascii="Adwaita Sans" w:hAnsi="Adwaita Sans"/>
-          <w:b/>
-          <w:bCs/>
-          <w:sz w:val="26"/>
-          <w:szCs w:val="26"/>
-        </w:rPr>
-      </w:r>
-    </w:p>
-    <w:p>
-      <w:pPr>
-        <w:pStyle w:val="PreformattedText"/>
-        <w:bidi w:val="0"/>
-        <w:spacing w:lineRule="auto" w:line="360" w:before="0" w:after="0"/>
-        <w:jc w:val="both"/>
-        <w:rPr>
-          <w:rFonts w:ascii="Adwaita Sans" w:hAnsi="Adwaita Sans"/>
-          <w:sz w:val="26"/>
-          <w:szCs w:val="26"/>
-        </w:rPr>
-      </w:pPr>
-      <w:r>
-        <w:rPr>
-          <w:rFonts w:ascii="Adwaita Sans" w:hAnsi="Adwaita Sans"/>
-          <w:b/>
-          <w:bCs/>
-          <w:sz w:val="26"/>
-          <w:szCs w:val="26"/>
-        </w:rPr>
-      </w:r>
-    </w:p>
-    <w:p>
-      <w:pPr>
-        <w:pStyle w:val="PreformattedText"/>
-        <w:bidi w:val="0"/>
-        <w:spacing w:lineRule="auto" w:line="360" w:before="0" w:after="0"/>
-        <w:jc w:val="both"/>
-        <w:rPr>
-          <w:rFonts w:ascii="Adwaita Sans" w:hAnsi="Adwaita Sans"/>
-          <w:sz w:val="26"/>
-          <w:szCs w:val="26"/>
-        </w:rPr>
-      </w:pPr>
-      <w:r>
-        <w:rPr>
-          <w:rFonts w:ascii="Adwaita Sans" w:hAnsi="Adwaita Sans"/>
-          <w:b/>
-          <w:bCs/>
+          <w:sz w:val="26"/>
+          <w:szCs w:val="26"/>
+        </w:rPr>
+      </w:r>
+    </w:p>
+    <w:p>
+      <w:pPr>
+        <w:pStyle w:val="PreformattedText"/>
+        <w:bidi w:val="0"/>
+        <w:spacing w:lineRule="auto" w:line="360" w:before="0" w:after="0"/>
+        <w:jc w:val="both"/>
+        <w:rPr>
+          <w:rFonts w:ascii="Adwaita Sans" w:hAnsi="Adwaita Sans"/>
+          <w:sz w:val="26"/>
+          <w:szCs w:val="26"/>
+        </w:rPr>
+      </w:pPr>
+      <w:r>
+        <w:rPr>
+          <w:rFonts w:ascii="Adwaita Sans" w:hAnsi="Adwaita Sans"/>
+          <w:sz w:val="26"/>
+          <w:szCs w:val="26"/>
+        </w:rPr>
+      </w:r>
+    </w:p>
+    <w:p>
+      <w:pPr>
+        <w:pStyle w:val="PreformattedText"/>
+        <w:bidi w:val="0"/>
+        <w:spacing w:lineRule="auto" w:line="360" w:before="0" w:after="0"/>
+        <w:jc w:val="both"/>
+        <w:rPr>
+          <w:rFonts w:ascii="Adwaita Sans" w:hAnsi="Adwaita Sans"/>
+          <w:sz w:val="26"/>
+          <w:szCs w:val="26"/>
+        </w:rPr>
+      </w:pPr>
+      <w:r>
+        <w:rPr>
+          <w:rFonts w:ascii="Adwaita Sans" w:hAnsi="Adwaita Sans"/>
+          <w:sz w:val="26"/>
+          <w:szCs w:val="26"/>
+        </w:rPr>
+      </w:r>
+    </w:p>
+    <w:p>
+      <w:pPr>
+        <w:pStyle w:val="PreformattedText"/>
+        <w:bidi w:val="0"/>
+        <w:spacing w:lineRule="auto" w:line="360" w:before="0" w:after="0"/>
+        <w:jc w:val="both"/>
+        <w:rPr>
+          <w:rFonts w:ascii="Adwaita Sans" w:hAnsi="Adwaita Sans"/>
+          <w:sz w:val="26"/>
+          <w:szCs w:val="26"/>
+        </w:rPr>
+      </w:pPr>
+      <w:r>
+        <w:rPr>
+          <w:rFonts w:ascii="Adwaita Sans" w:hAnsi="Adwaita Sans"/>
+          <w:sz w:val="26"/>
+          <w:szCs w:val="26"/>
+        </w:rPr>
+      </w:r>
+    </w:p>
+    <w:p>
+      <w:pPr>
+        <w:pStyle w:val="PreformattedText"/>
+        <w:bidi w:val="0"/>
+        <w:spacing w:lineRule="auto" w:line="360" w:before="0" w:after="0"/>
+        <w:jc w:val="both"/>
+        <w:rPr>
+          <w:rFonts w:ascii="Adwaita Sans" w:hAnsi="Adwaita Sans"/>
+          <w:sz w:val="26"/>
+          <w:szCs w:val="26"/>
+        </w:rPr>
+      </w:pPr>
+      <w:r>
+        <w:rPr>
+          <w:rFonts w:ascii="Adwaita Sans" w:hAnsi="Adwaita Sans"/>
+          <w:sz w:val="26"/>
+          <w:szCs w:val="26"/>
+        </w:rPr>
+      </w:r>
+    </w:p>
+    <w:p>
+      <w:pPr>
+        <w:pStyle w:val="PreformattedText"/>
+        <w:bidi w:val="0"/>
+        <w:spacing w:lineRule="auto" w:line="360" w:before="0" w:after="0"/>
+        <w:jc w:val="both"/>
+        <w:rPr>
+          <w:rFonts w:ascii="Adwaita Sans" w:hAnsi="Adwaita Sans"/>
+          <w:sz w:val="26"/>
+          <w:szCs w:val="26"/>
+        </w:rPr>
+      </w:pPr>
+      <w:r>
+        <w:rPr>
+          <w:rFonts w:ascii="Adwaita Sans" w:hAnsi="Adwaita Sans"/>
+          <w:sz w:val="26"/>
+          <w:szCs w:val="26"/>
+        </w:rPr>
+      </w:r>
+    </w:p>
+    <w:p>
+      <w:pPr>
+        <w:pStyle w:val="PreformattedText"/>
+        <w:bidi w:val="0"/>
+        <w:spacing w:lineRule="auto" w:line="360" w:before="0" w:after="0"/>
+        <w:jc w:val="both"/>
+        <w:rPr>
+          <w:rFonts w:ascii="Adwaita Sans" w:hAnsi="Adwaita Sans"/>
+          <w:sz w:val="26"/>
+          <w:szCs w:val="26"/>
+        </w:rPr>
+      </w:pPr>
+      <w:r>
+        <w:rPr>
+          <w:rFonts w:ascii="Adwaita Sans" w:hAnsi="Adwaita Sans"/>
+          <w:sz w:val="26"/>
+          <w:szCs w:val="26"/>
+        </w:rPr>
+      </w:r>
+    </w:p>
+    <w:p>
+      <w:pPr>
+        <w:pStyle w:val="PreformattedText"/>
+        <w:bidi w:val="0"/>
+        <w:spacing w:lineRule="auto" w:line="360" w:before="0" w:after="0"/>
+        <w:jc w:val="both"/>
+        <w:rPr>
+          <w:rFonts w:ascii="Adwaita Sans" w:hAnsi="Adwaita Sans"/>
+          <w:sz w:val="26"/>
+          <w:szCs w:val="26"/>
+        </w:rPr>
+      </w:pPr>
+      <w:r>
+        <w:rPr>
+          <w:rFonts w:ascii="Adwaita Sans" w:hAnsi="Adwaita Sans"/>
+          <w:sz w:val="26"/>
+          <w:szCs w:val="26"/>
+        </w:rPr>
+      </w:r>
+    </w:p>
+    <w:p>
+      <w:pPr>
+        <w:pStyle w:val="PreformattedText"/>
+        <w:bidi w:val="0"/>
+        <w:spacing w:lineRule="auto" w:line="360" w:before="0" w:after="0"/>
+        <w:jc w:val="both"/>
+        <w:rPr>
+          <w:rFonts w:ascii="Adwaita Sans" w:hAnsi="Adwaita Sans"/>
+          <w:sz w:val="26"/>
+          <w:szCs w:val="26"/>
+        </w:rPr>
+      </w:pPr>
+      <w:r>
+        <w:rPr>
+          <w:rFonts w:ascii="Adwaita Sans" w:hAnsi="Adwaita Sans"/>
+          <w:sz w:val="26"/>
+          <w:szCs w:val="26"/>
+        </w:rPr>
+        <w:t>Introducción y contextualización</w:t>
+      </w:r>
+    </w:p>
+    <w:p>
+      <w:pPr>
+        <w:pStyle w:val="PreformattedText"/>
+        <w:bidi w:val="0"/>
+        <w:spacing w:lineRule="auto" w:line="360" w:before="0" w:after="0"/>
+        <w:jc w:val="both"/>
+        <w:rPr>
+          <w:rFonts w:ascii="Adwaita Sans" w:hAnsi="Adwaita Sans"/>
+          <w:sz w:val="26"/>
+          <w:szCs w:val="26"/>
+        </w:rPr>
+      </w:pPr>
+      <w:r>
+        <w:rPr>
+          <w:rFonts w:ascii="Adwaita Sans" w:hAnsi="Adwaita Sans"/>
+          <w:sz w:val="26"/>
+          <w:szCs w:val="26"/>
+        </w:rPr>
+        <w:t>El prototipado es una práctica clave en el desarrollo ágil porque permite validar tempranamente decisiones de diseño con usuarios y reducir el riesgo antes de construir software. En la metodología Extreme Programming (XP), los entregables frecuentes, el feedback continuo y el enfoque en simplicidad y calidad técnica demandan que las interfaces se materialicen pronto para facilitar la conversación con el cliente y el equipo (valores: comunicación, simplicidad, feedback, coraje y respeto). (Agile Alliance, s. f.) [agilealliance.org]</w:t>
+      </w:r>
+    </w:p>
+    <w:p>
+      <w:pPr>
+        <w:pStyle w:val="PreformattedText"/>
+        <w:bidi w:val="0"/>
+        <w:spacing w:lineRule="auto" w:line="360" w:before="0" w:after="0"/>
+        <w:jc w:val="both"/>
+        <w:rPr>
+          <w:rFonts w:ascii="Adwaita Sans" w:hAnsi="Adwaita Sans"/>
+          <w:sz w:val="26"/>
+          <w:szCs w:val="26"/>
+        </w:rPr>
+      </w:pPr>
+      <w:r>
+        <w:rPr>
+          <w:rFonts w:ascii="Adwaita Sans" w:hAnsi="Adwaita Sans"/>
+          <w:sz w:val="26"/>
+          <w:szCs w:val="26"/>
+        </w:rPr>
+        <w:t>El presente documento constituye la evidencia GA6-220501096-AA3-EV01 para el proyecto “Censo Rural” y describe la selección, configuración y uso de una herramienta de prototipado, además del desarrollo de un ejemplo de interfaz con buenas prácticas de usabilidad y accesibilidad.</w:t>
+      </w:r>
+    </w:p>
+    <w:p>
+      <w:pPr>
+        <w:pStyle w:val="PreformattedText"/>
+        <w:bidi w:val="0"/>
+        <w:spacing w:lineRule="auto" w:line="360" w:before="0" w:after="0"/>
+        <w:jc w:val="both"/>
+        <w:rPr>
+          <w:rFonts w:ascii="Adwaita Sans" w:hAnsi="Adwaita Sans"/>
+          <w:sz w:val="26"/>
+          <w:szCs w:val="26"/>
+        </w:rPr>
+      </w:pPr>
+      <w:r>
+        <w:rPr>
+          <w:rFonts w:ascii="Adwaita Sans" w:hAnsi="Adwaita Sans"/>
+          <w:sz w:val="26"/>
+          <w:szCs w:val="26"/>
+        </w:rPr>
+        <w:t>Objetivo</w:t>
+      </w:r>
+    </w:p>
+    <w:p>
+      <w:pPr>
+        <w:pStyle w:val="PreformattedText"/>
+        <w:bidi w:val="0"/>
+        <w:spacing w:lineRule="auto" w:line="360" w:before="0" w:after="0"/>
+        <w:jc w:val="both"/>
+        <w:rPr>
+          <w:rFonts w:ascii="Adwaita Sans" w:hAnsi="Adwaita Sans"/>
+          <w:sz w:val="26"/>
+          <w:szCs w:val="26"/>
+        </w:rPr>
+      </w:pPr>
+      <w:r>
+        <w:rPr>
+          <w:rFonts w:ascii="Adwaita Sans" w:hAnsi="Adwaita Sans"/>
+          <w:sz w:val="26"/>
+          <w:szCs w:val="26"/>
+        </w:rPr>
+        <w:t>Demostrar destrezas en el manejo de herramientas de diseño de interfaces, asegurando que los componentes cumplan con los requisitos funcionales y criterios de calidad de usabilidad y accesibilidad definidos para el proyecto “Censo Rural”.</w:t>
+      </w:r>
+    </w:p>
+    <w:p>
+      <w:pPr>
+        <w:pStyle w:val="PreformattedText"/>
+        <w:bidi w:val="0"/>
+        <w:spacing w:lineRule="auto" w:line="360" w:before="0" w:after="0"/>
+        <w:jc w:val="both"/>
+        <w:rPr>
+          <w:rFonts w:ascii="Adwaita Sans" w:hAnsi="Adwaita Sans"/>
+          <w:sz w:val="26"/>
+          <w:szCs w:val="26"/>
+        </w:rPr>
+      </w:pPr>
+      <w:r>
+        <w:rPr>
+          <w:rFonts w:ascii="Adwaita Sans" w:hAnsi="Adwaita Sans"/>
+          <w:sz w:val="26"/>
+          <w:szCs w:val="26"/>
+        </w:rPr>
+      </w:r>
+    </w:p>
+    <w:p>
+      <w:pPr>
+        <w:pStyle w:val="PreformattedText"/>
+        <w:bidi w:val="0"/>
+        <w:spacing w:lineRule="auto" w:line="360" w:before="0" w:after="0"/>
+        <w:jc w:val="both"/>
+        <w:rPr>
+          <w:rFonts w:ascii="Adwaita Sans" w:hAnsi="Adwaita Sans"/>
+          <w:sz w:val="26"/>
+          <w:szCs w:val="26"/>
+        </w:rPr>
+      </w:pPr>
+      <w:r>
+        <w:rPr>
+          <w:rFonts w:ascii="Adwaita Sans" w:hAnsi="Adwaita Sans"/>
+          <w:sz w:val="26"/>
+          <w:szCs w:val="26"/>
+        </w:rPr>
+        <w:t xml:space="preserve">II. Selección y justificación de la herramienta </w:t>
+      </w:r>
+    </w:p>
+    <w:p>
+      <w:pPr>
+        <w:pStyle w:val="PreformattedText"/>
+        <w:bidi w:val="0"/>
+        <w:spacing w:lineRule="auto" w:line="360" w:before="0" w:after="0"/>
+        <w:jc w:val="both"/>
+        <w:rPr>
+          <w:rFonts w:ascii="Adwaita Sans" w:hAnsi="Adwaita Sans"/>
+          <w:sz w:val="26"/>
+          <w:szCs w:val="26"/>
+        </w:rPr>
+      </w:pPr>
+      <w:r>
+        <w:rPr>
+          <w:rFonts w:ascii="Adwaita Sans" w:hAnsi="Adwaita Sans"/>
+          <w:sz w:val="26"/>
+          <w:szCs w:val="26"/>
+        </w:rPr>
+        <w:t>Herramienta seleccionada: Draw.io (diagrams.net)</w:t>
+      </w:r>
+    </w:p>
+    <w:p>
+      <w:pPr>
+        <w:pStyle w:val="PreformattedText"/>
+        <w:bidi w:val="0"/>
+        <w:spacing w:lineRule="auto" w:line="360" w:before="0" w:after="0"/>
+        <w:jc w:val="both"/>
+        <w:rPr>
+          <w:rFonts w:ascii="Adwaita Sans" w:hAnsi="Adwaita Sans"/>
+          <w:sz w:val="26"/>
+          <w:szCs w:val="26"/>
+        </w:rPr>
+      </w:pPr>
+      <w:r>
+        <w:rPr>
+          <w:rFonts w:ascii="Adwaita Sans" w:hAnsi="Adwaita Sans"/>
+          <w:sz w:val="26"/>
+          <w:szCs w:val="26"/>
+        </w:rPr>
+        <w:t>Justificación de la elección</w:t>
+      </w:r>
+    </w:p>
+    <w:p>
+      <w:pPr>
+        <w:pStyle w:val="PreformattedText"/>
+        <w:bidi w:val="0"/>
+        <w:spacing w:lineRule="auto" w:line="360" w:before="0" w:after="0"/>
+        <w:jc w:val="both"/>
+        <w:rPr>
+          <w:rFonts w:ascii="Adwaita Sans" w:hAnsi="Adwaita Sans"/>
+          <w:sz w:val="26"/>
+          <w:szCs w:val="26"/>
+        </w:rPr>
+      </w:pPr>
+      <w:r>
+        <w:rPr>
+          <w:rFonts w:ascii="Adwaita Sans" w:hAnsi="Adwaita Sans"/>
+          <w:sz w:val="26"/>
+          <w:szCs w:val="26"/>
+        </w:rPr>
+      </w:r>
+    </w:p>
+    <w:p>
+      <w:pPr>
+        <w:pStyle w:val="PreformattedText"/>
+        <w:bidi w:val="0"/>
+        <w:spacing w:lineRule="auto" w:line="360" w:before="0" w:after="0"/>
+        <w:jc w:val="both"/>
+        <w:rPr>
+          <w:rFonts w:ascii="Adwaita Sans" w:hAnsi="Adwaita Sans"/>
+          <w:sz w:val="26"/>
+          <w:szCs w:val="26"/>
+        </w:rPr>
+      </w:pPr>
+      <w:r>
+        <w:rPr>
+          <w:rFonts w:ascii="Adwaita Sans" w:hAnsi="Adwaita Sans"/>
+          <w:sz w:val="26"/>
+          <w:szCs w:val="26"/>
+        </w:rPr>
+        <w:t>Versatilidad y gratuidad: Draw.io (diagrams.net) es un editor gratuito de diagramas con amplias bibliotecas y plantillas para UML, wireframes y mockups. El catálogo oficial muestra ejemplos y plantillas de UML y mockups/wireframes listos para usar. [drawio.com]</w:t>
+      </w:r>
+    </w:p>
+    <w:p>
+      <w:pPr>
+        <w:pStyle w:val="PreformattedText"/>
+        <w:bidi w:val="0"/>
+        <w:spacing w:lineRule="auto" w:line="360" w:before="0" w:after="0"/>
+        <w:jc w:val="both"/>
+        <w:rPr>
+          <w:rFonts w:ascii="Adwaita Sans" w:hAnsi="Adwaita Sans"/>
+          <w:sz w:val="26"/>
+          <w:szCs w:val="26"/>
+        </w:rPr>
+      </w:pPr>
+      <w:r>
+        <w:rPr>
+          <w:rFonts w:ascii="Adwaita Sans" w:hAnsi="Adwaita Sans"/>
+          <w:sz w:val="26"/>
+          <w:szCs w:val="26"/>
+        </w:rPr>
+        <w:t>Facilidad de uso y experiencia previa del equipo: La curva de aprendizaje es baja; la activación de librerías de Mockups y plantillas permite armar pantallas rápidamente (véase cómo habilitar Mockups y iOS desde “More shapes…”). [drawio-app.com]</w:t>
+      </w:r>
+    </w:p>
+    <w:p>
+      <w:pPr>
+        <w:pStyle w:val="PreformattedText"/>
+        <w:bidi w:val="0"/>
+        <w:spacing w:lineRule="auto" w:line="360" w:before="0" w:after="0"/>
+        <w:jc w:val="both"/>
+        <w:rPr>
+          <w:rFonts w:ascii="Adwaita Sans" w:hAnsi="Adwaita Sans"/>
+          <w:sz w:val="26"/>
+          <w:szCs w:val="26"/>
+        </w:rPr>
+      </w:pPr>
+      <w:r>
+        <w:rPr>
+          <w:rFonts w:ascii="Adwaita Sans" w:hAnsi="Adwaita Sans"/>
+          <w:sz w:val="26"/>
+          <w:szCs w:val="26"/>
+        </w:rPr>
+        <w:t>Integración con la nube (Google Drive): Permite guardar, versionar y compartir diagramas directamente en Google Drive, con add-on para Google Docs/Slides/Sheets y guardado automático. [drawio.com], [workspace.google.com], [drawio-app.com]</w:t>
+      </w:r>
+    </w:p>
+    <w:p>
+      <w:pPr>
+        <w:pStyle w:val="PreformattedText"/>
+        <w:bidi w:val="0"/>
+        <w:spacing w:lineRule="auto" w:line="360" w:before="0" w:after="0"/>
+        <w:jc w:val="both"/>
+        <w:rPr>
+          <w:rFonts w:ascii="Adwaita Sans" w:hAnsi="Adwaita Sans"/>
+          <w:sz w:val="26"/>
+          <w:szCs w:val="26"/>
+        </w:rPr>
+      </w:pPr>
+      <w:r>
+        <w:rPr>
+          <w:rFonts w:ascii="Adwaita Sans" w:hAnsi="Adwaita Sans"/>
+          <w:sz w:val="26"/>
+          <w:szCs w:val="26"/>
+        </w:rPr>
+        <w:t>Cobertura de modelado: Ofrece bibliotecas para UML y decenas de dominios (software, infraestructura, procesos), incluyendo repositorios comunitarios de librerías reutilizables. [drawio.com], [github.com], [github.com]</w:t>
+      </w:r>
+    </w:p>
+    <w:p>
+      <w:pPr>
+        <w:pStyle w:val="PreformattedText"/>
+        <w:bidi w:val="0"/>
+        <w:spacing w:lineRule="auto" w:line="360" w:before="0" w:after="0"/>
+        <w:jc w:val="both"/>
+        <w:rPr>
+          <w:rFonts w:ascii="Adwaita Sans" w:hAnsi="Adwaita Sans"/>
+          <w:sz w:val="26"/>
+          <w:szCs w:val="26"/>
+        </w:rPr>
+      </w:pPr>
+      <w:r>
+        <w:rPr>
+          <w:rFonts w:ascii="Adwaita Sans" w:hAnsi="Adwaita Sans"/>
+          <w:sz w:val="26"/>
+          <w:szCs w:val="26"/>
+        </w:rPr>
+      </w:r>
+    </w:p>
+    <w:p>
+      <w:pPr>
+        <w:pStyle w:val="PreformattedText"/>
+        <w:bidi w:val="0"/>
+        <w:spacing w:lineRule="auto" w:line="360" w:before="0" w:after="0"/>
+        <w:jc w:val="both"/>
+        <w:rPr>
+          <w:rFonts w:ascii="Adwaita Sans" w:hAnsi="Adwaita Sans"/>
+          <w:sz w:val="26"/>
+          <w:szCs w:val="26"/>
+        </w:rPr>
+      </w:pPr>
+      <w:r>
+        <w:rPr>
+          <w:rFonts w:ascii="Adwaita Sans" w:hAnsi="Adwaita Sans"/>
+          <w:sz w:val="26"/>
+          <w:szCs w:val="26"/>
+        </w:rPr>
+        <w:t>Conclusión de selección (Checklist #1): Por costo, cobertura funcional, bibliotecas de UI y colaboración en Drive, Draw.io es adecuado para prototipos de media/alta fidelidad del “Censo Rural”, alineado con la necesidad de entregas frecuentes de XP. [drawio.com], [drawio-app.com], [agilealliance.org]</w:t>
+      </w:r>
+    </w:p>
+    <w:p>
+      <w:pPr>
+        <w:pStyle w:val="PreformattedText"/>
+        <w:bidi w:val="0"/>
+        <w:spacing w:lineRule="auto" w:line="360" w:before="0" w:after="0"/>
+        <w:jc w:val="both"/>
+        <w:rPr>
+          <w:rFonts w:ascii="Adwaita Sans" w:hAnsi="Adwaita Sans"/>
+          <w:sz w:val="26"/>
+          <w:szCs w:val="26"/>
+        </w:rPr>
+      </w:pPr>
+      <w:r>
+        <w:rPr>
+          <w:rFonts w:ascii="Adwaita Sans" w:hAnsi="Adwaita Sans"/>
+          <w:sz w:val="26"/>
+          <w:szCs w:val="26"/>
+        </w:rPr>
+      </w:r>
+    </w:p>
+    <w:p>
+      <w:pPr>
+        <w:pStyle w:val="PreformattedText"/>
+        <w:bidi w:val="0"/>
+        <w:spacing w:lineRule="auto" w:line="360" w:before="0" w:after="0"/>
+        <w:jc w:val="both"/>
+        <w:rPr>
+          <w:rFonts w:ascii="Adwaita Sans" w:hAnsi="Adwaita Sans"/>
+          <w:sz w:val="26"/>
+          <w:szCs w:val="26"/>
+        </w:rPr>
+      </w:pPr>
+      <w:r>
+        <w:rPr>
+          <w:rFonts w:ascii="Adwaita Sans" w:hAnsi="Adwaita Sans"/>
+          <w:sz w:val="26"/>
+          <w:szCs w:val="26"/>
+        </w:rPr>
+      </w:r>
+    </w:p>
+    <w:p>
+      <w:pPr>
+        <w:pStyle w:val="PreformattedText"/>
+        <w:bidi w:val="0"/>
+        <w:spacing w:lineRule="auto" w:line="360" w:before="0" w:after="0"/>
+        <w:jc w:val="both"/>
+        <w:rPr>
+          <w:rFonts w:ascii="Adwaita Sans" w:hAnsi="Adwaita Sans"/>
+          <w:sz w:val="26"/>
+          <w:szCs w:val="26"/>
+        </w:rPr>
+      </w:pPr>
+      <w:r>
+        <w:rPr>
+          <w:rFonts w:ascii="Adwaita Sans" w:hAnsi="Adwaita Sans"/>
+          <w:sz w:val="26"/>
+          <w:szCs w:val="26"/>
+        </w:rPr>
+        <w:t xml:space="preserve">III. Configuración y manejo de funcionalidades </w:t>
+      </w:r>
+    </w:p>
+    <w:p>
+      <w:pPr>
+        <w:pStyle w:val="PreformattedText"/>
+        <w:bidi w:val="0"/>
+        <w:spacing w:lineRule="auto" w:line="360" w:before="0" w:after="0"/>
+        <w:jc w:val="both"/>
+        <w:rPr>
+          <w:rFonts w:ascii="Adwaita Sans" w:hAnsi="Adwaita Sans"/>
+          <w:sz w:val="26"/>
+          <w:szCs w:val="26"/>
+        </w:rPr>
+      </w:pPr>
+      <w:r>
+        <w:rPr>
+          <w:rFonts w:ascii="Adwaita Sans" w:hAnsi="Adwaita Sans"/>
+          <w:sz w:val="26"/>
+          <w:szCs w:val="26"/>
+        </w:rPr>
+        <w:t>1) Configuración inicial del entorno</w:t>
+      </w:r>
+    </w:p>
+    <w:p>
+      <w:pPr>
+        <w:pStyle w:val="PreformattedText"/>
+        <w:bidi w:val="0"/>
+        <w:spacing w:lineRule="auto" w:line="360" w:before="0" w:after="0"/>
+        <w:jc w:val="both"/>
+        <w:rPr>
+          <w:rFonts w:ascii="Adwaita Sans" w:hAnsi="Adwaita Sans"/>
+          <w:sz w:val="26"/>
+          <w:szCs w:val="26"/>
+        </w:rPr>
+      </w:pPr>
+      <w:r>
+        <w:rPr>
+          <w:rFonts w:ascii="Adwaita Sans" w:hAnsi="Adwaita Sans"/>
+          <w:sz w:val="26"/>
+          <w:szCs w:val="26"/>
+        </w:rPr>
+      </w:r>
+    </w:p>
+    <w:p>
+      <w:pPr>
+        <w:pStyle w:val="PreformattedText"/>
+        <w:bidi w:val="0"/>
+        <w:spacing w:lineRule="auto" w:line="360" w:before="0" w:after="0"/>
+        <w:jc w:val="both"/>
+        <w:rPr>
+          <w:rFonts w:ascii="Adwaita Sans" w:hAnsi="Adwaita Sans"/>
+          <w:sz w:val="26"/>
+          <w:szCs w:val="26"/>
+        </w:rPr>
+      </w:pPr>
+      <w:r>
+        <w:rPr>
+          <w:rFonts w:ascii="Adwaita Sans" w:hAnsi="Adwaita Sans"/>
+          <w:sz w:val="26"/>
+          <w:szCs w:val="26"/>
+        </w:rPr>
+        <w:t>Abre app.diagrams.net y elige Google Drive como almacenamiento. Autoriza el acceso para guardar y versionar el archivo .drawio. [Inserte captura: Selección de almacenamiento y autorización]. [drawio.com]</w:t>
+      </w:r>
+    </w:p>
+    <w:p>
+      <w:pPr>
+        <w:pStyle w:val="PreformattedText"/>
+        <w:bidi w:val="0"/>
+        <w:spacing w:lineRule="auto" w:line="360" w:before="0" w:after="0"/>
+        <w:jc w:val="both"/>
+        <w:rPr>
+          <w:rFonts w:ascii="Adwaita Sans" w:hAnsi="Adwaita Sans"/>
+          <w:sz w:val="26"/>
+          <w:szCs w:val="26"/>
+        </w:rPr>
+      </w:pPr>
+      <w:r>
+        <w:rPr>
+          <w:rFonts w:ascii="Adwaita Sans" w:hAnsi="Adwaita Sans"/>
+          <w:sz w:val="26"/>
+          <w:szCs w:val="26"/>
+        </w:rPr>
+        <w:t>En el panel izquierdo, pulsa “+ More shapes…” y activa las librerías Mockups (y, si se requiere, iOS o Android). [Inserte captura: Diálogo “More shapes…” con Mockups habilitado]. [drawio-app.com]</w:t>
+      </w:r>
+    </w:p>
+    <w:p>
+      <w:pPr>
+        <w:pStyle w:val="PreformattedText"/>
+        <w:bidi w:val="0"/>
+        <w:spacing w:lineRule="auto" w:line="360" w:before="0" w:after="0"/>
+        <w:jc w:val="both"/>
+        <w:rPr>
+          <w:rFonts w:ascii="Adwaita Sans" w:hAnsi="Adwaita Sans"/>
+          <w:sz w:val="26"/>
+          <w:szCs w:val="26"/>
+        </w:rPr>
+      </w:pPr>
+      <w:r>
+        <w:rPr>
+          <w:rFonts w:ascii="Adwaita Sans" w:hAnsi="Adwaita Sans"/>
+          <w:sz w:val="26"/>
+          <w:szCs w:val="26"/>
+        </w:rPr>
+        <w:t>Crea un archivo CensoRural.drawio y guarda en la carpeta del proyecto. [Inserte captura: Archivo nuevo con nombre y plantilla en blanco].</w:t>
+      </w:r>
+    </w:p>
+    <w:p>
+      <w:pPr>
+        <w:pStyle w:val="PreformattedText"/>
+        <w:bidi w:val="0"/>
+        <w:spacing w:lineRule="auto" w:line="360" w:before="0" w:after="0"/>
+        <w:jc w:val="both"/>
+        <w:rPr>
+          <w:rFonts w:ascii="Adwaita Sans" w:hAnsi="Adwaita Sans"/>
+          <w:sz w:val="26"/>
+          <w:szCs w:val="26"/>
+        </w:rPr>
+      </w:pPr>
+      <w:r>
+        <w:rPr>
+          <w:rFonts w:ascii="Adwaita Sans" w:hAnsi="Adwaita Sans"/>
+          <w:sz w:val="26"/>
+          <w:szCs w:val="26"/>
+        </w:rPr>
+      </w:r>
+    </w:p>
+    <w:p>
+      <w:pPr>
+        <w:pStyle w:val="PreformattedText"/>
+        <w:bidi w:val="0"/>
+        <w:spacing w:lineRule="auto" w:line="360" w:before="0" w:after="0"/>
+        <w:jc w:val="both"/>
+        <w:rPr>
+          <w:rFonts w:ascii="Adwaita Sans" w:hAnsi="Adwaita Sans"/>
+          <w:sz w:val="26"/>
+          <w:szCs w:val="26"/>
+        </w:rPr>
+      </w:pPr>
+      <w:r>
+        <w:rPr>
+          <w:rFonts w:ascii="Adwaita Sans" w:hAnsi="Adwaita Sans"/>
+          <w:sz w:val="26"/>
+          <w:szCs w:val="26"/>
+        </w:rPr>
+        <w:t>2) Exploración de librerías y elementos disponibles</w:t>
+      </w:r>
+    </w:p>
+    <w:p>
+      <w:pPr>
+        <w:pStyle w:val="PreformattedText"/>
+        <w:bidi w:val="0"/>
+        <w:spacing w:lineRule="auto" w:line="360" w:before="0" w:after="0"/>
+        <w:jc w:val="both"/>
+        <w:rPr>
+          <w:rFonts w:ascii="Adwaita Sans" w:hAnsi="Adwaita Sans"/>
+          <w:sz w:val="26"/>
+          <w:szCs w:val="26"/>
+        </w:rPr>
+      </w:pPr>
+      <w:r>
+        <w:rPr>
+          <w:rFonts w:ascii="Adwaita Sans" w:hAnsi="Adwaita Sans"/>
+          <w:sz w:val="26"/>
+          <w:szCs w:val="26"/>
+        </w:rPr>
+      </w:r>
+    </w:p>
+    <w:p>
+      <w:pPr>
+        <w:pStyle w:val="PreformattedText"/>
+        <w:bidi w:val="0"/>
+        <w:spacing w:lineRule="auto" w:line="360" w:before="0" w:after="0"/>
+        <w:jc w:val="both"/>
+        <w:rPr>
+          <w:rFonts w:ascii="Adwaita Sans" w:hAnsi="Adwaita Sans"/>
+          <w:sz w:val="26"/>
+          <w:szCs w:val="26"/>
+        </w:rPr>
+      </w:pPr>
+      <w:r>
+        <w:rPr>
+          <w:rFonts w:ascii="Adwaita Sans" w:hAnsi="Adwaita Sans"/>
+          <w:sz w:val="26"/>
+          <w:szCs w:val="26"/>
+        </w:rPr>
+        <w:t>Contenedores y páginas: Usa “Mockup Containers” para marcos de pantallas y vistas. [Inserte captura: Mockup Containers en el panel de formas]. [thomasventurini.com]</w:t>
+      </w:r>
+    </w:p>
+    <w:p>
+      <w:pPr>
+        <w:pStyle w:val="PreformattedText"/>
+        <w:bidi w:val="0"/>
+        <w:spacing w:lineRule="auto" w:line="360" w:before="0" w:after="0"/>
+        <w:jc w:val="both"/>
+        <w:rPr>
+          <w:rFonts w:ascii="Adwaita Sans" w:hAnsi="Adwaita Sans"/>
+          <w:sz w:val="26"/>
+          <w:szCs w:val="26"/>
+        </w:rPr>
+      </w:pPr>
+      <w:r>
+        <w:rPr>
+          <w:rFonts w:ascii="Adwaita Sans" w:hAnsi="Adwaita Sans"/>
+          <w:sz w:val="26"/>
+          <w:szCs w:val="26"/>
+        </w:rPr>
+        <w:t>Componentes de UI: Arrastra botones, campos de texto, menús, tabs, cards, listas y iconos desde Mockups y otras librerías (Wireframes, General, UML). [Inserte captura: Biblioteca Mockups con botones, inputs y menús]. [drawio-app.com]</w:t>
+      </w:r>
+    </w:p>
+    <w:p>
+      <w:pPr>
+        <w:pStyle w:val="PreformattedText"/>
+        <w:bidi w:val="0"/>
+        <w:spacing w:lineRule="auto" w:line="360" w:before="0" w:after="0"/>
+        <w:jc w:val="both"/>
+        <w:rPr>
+          <w:rFonts w:ascii="Adwaita Sans" w:hAnsi="Adwaita Sans"/>
+          <w:sz w:val="26"/>
+          <w:szCs w:val="26"/>
+        </w:rPr>
+      </w:pPr>
+      <w:r>
+        <w:rPr>
+          <w:rFonts w:ascii="Adwaita Sans" w:hAnsi="Adwaita Sans"/>
+          <w:sz w:val="26"/>
+          <w:szCs w:val="26"/>
+        </w:rPr>
+        <w:t>Plantillas: Alternativamente, inserta plantillas de wireframes para acelerar el armado inicial. [Inserte captura: Plantilla de wireframe aplicada]. [drawio.com]</w:t>
+      </w:r>
+    </w:p>
+    <w:p>
+      <w:pPr>
+        <w:pStyle w:val="PreformattedText"/>
+        <w:bidi w:val="0"/>
+        <w:spacing w:lineRule="auto" w:line="360" w:before="0" w:after="0"/>
+        <w:jc w:val="both"/>
+        <w:rPr>
+          <w:rFonts w:ascii="Adwaita Sans" w:hAnsi="Adwaita Sans"/>
+          <w:sz w:val="26"/>
+          <w:szCs w:val="26"/>
+        </w:rPr>
+      </w:pPr>
+      <w:r>
+        <w:rPr>
+          <w:rFonts w:ascii="Adwaita Sans" w:hAnsi="Adwaita Sans"/>
+          <w:sz w:val="26"/>
+          <w:szCs w:val="26"/>
+        </w:rPr>
+      </w:r>
+    </w:p>
+    <w:p>
+      <w:pPr>
+        <w:pStyle w:val="PreformattedText"/>
+        <w:bidi w:val="0"/>
+        <w:spacing w:lineRule="auto" w:line="360" w:before="0" w:after="0"/>
+        <w:jc w:val="both"/>
+        <w:rPr>
+          <w:rFonts w:ascii="Adwaita Sans" w:hAnsi="Adwaita Sans"/>
+          <w:sz w:val="26"/>
+          <w:szCs w:val="26"/>
+        </w:rPr>
+      </w:pPr>
+      <w:r>
+        <w:rPr>
+          <w:rFonts w:ascii="Adwaita Sans" w:hAnsi="Adwaita Sans"/>
+          <w:sz w:val="26"/>
+          <w:szCs w:val="26"/>
+        </w:rPr>
+        <w:t>Tip: Trabaja con páginas (Pages) para cada vista y usa alineación y “snap” para precisión. Duplica marcos para mantener coherencia visual entre pantallas. (Basado en guía de mockups con Draw.io). [drawio-app.com]</w:t>
+      </w:r>
+    </w:p>
+    <w:p>
+      <w:pPr>
+        <w:pStyle w:val="PreformattedText"/>
+        <w:bidi w:val="0"/>
+        <w:spacing w:lineRule="auto" w:line="360" w:before="0" w:after="0"/>
+        <w:jc w:val="both"/>
+        <w:rPr>
+          <w:rFonts w:ascii="Adwaita Sans" w:hAnsi="Adwaita Sans"/>
+          <w:sz w:val="26"/>
+          <w:szCs w:val="26"/>
+        </w:rPr>
+      </w:pPr>
+      <w:r>
+        <w:rPr>
+          <w:rFonts w:ascii="Adwaita Sans" w:hAnsi="Adwaita Sans"/>
+          <w:sz w:val="26"/>
+          <w:szCs w:val="26"/>
+        </w:rPr>
+      </w:r>
+    </w:p>
+    <w:p>
+      <w:pPr>
+        <w:pStyle w:val="PreformattedText"/>
+        <w:bidi w:val="0"/>
+        <w:spacing w:lineRule="auto" w:line="360" w:before="0" w:after="0"/>
+        <w:jc w:val="both"/>
+        <w:rPr>
+          <w:rFonts w:ascii="Adwaita Sans" w:hAnsi="Adwaita Sans"/>
+          <w:sz w:val="26"/>
+          <w:szCs w:val="26"/>
+        </w:rPr>
+      </w:pPr>
+      <w:r>
+        <w:rPr>
+          <w:rFonts w:ascii="Adwaita Sans" w:hAnsi="Adwaita Sans"/>
+          <w:sz w:val="26"/>
+          <w:szCs w:val="26"/>
+        </w:rPr>
+      </w:r>
+    </w:p>
+    <w:p>
+      <w:pPr>
+        <w:pStyle w:val="PreformattedText"/>
+        <w:bidi w:val="0"/>
+        <w:spacing w:lineRule="auto" w:line="360" w:before="0" w:after="0"/>
+        <w:jc w:val="both"/>
+        <w:rPr>
+          <w:rFonts w:ascii="Adwaita Sans" w:hAnsi="Adwaita Sans"/>
+          <w:sz w:val="26"/>
+          <w:szCs w:val="26"/>
+        </w:rPr>
+      </w:pPr>
+      <w:r>
+        <w:rPr>
+          <w:rFonts w:ascii="Adwaita Sans" w:hAnsi="Adwaita Sans"/>
+          <w:sz w:val="26"/>
+          <w:szCs w:val="26"/>
+        </w:rPr>
+        <w:t>IV. Desarrollo del prototipo de ejemplo (Checklist #2)</w:t>
+      </w:r>
+    </w:p>
+    <w:p>
+      <w:pPr>
+        <w:pStyle w:val="PreformattedText"/>
+        <w:bidi w:val="0"/>
+        <w:spacing w:lineRule="auto" w:line="360" w:before="0" w:after="0"/>
+        <w:jc w:val="both"/>
+        <w:rPr>
+          <w:rFonts w:ascii="Adwaita Sans" w:hAnsi="Adwaita Sans"/>
+          <w:sz w:val="26"/>
+          <w:szCs w:val="26"/>
+        </w:rPr>
+      </w:pPr>
+      <w:r>
+        <w:rPr>
+          <w:rFonts w:ascii="Adwaita Sans" w:hAnsi="Adwaita Sans"/>
+          <w:sz w:val="26"/>
+          <w:szCs w:val="26"/>
+        </w:rPr>
+        <w:t>Siguiendo lo establecido en mes12.txt, se desarrollan cuatro vistas para el “Censo Rural”: Navbar, Footer, Card y Formulario de captura.</w:t>
+      </w:r>
+    </w:p>
+    <w:p>
+      <w:pPr>
+        <w:pStyle w:val="PreformattedText"/>
+        <w:bidi w:val="0"/>
+        <w:spacing w:lineRule="auto" w:line="360" w:before="0" w:after="0"/>
+        <w:jc w:val="both"/>
+        <w:rPr>
+          <w:rFonts w:ascii="Adwaita Sans" w:hAnsi="Adwaita Sans"/>
+          <w:sz w:val="26"/>
+          <w:szCs w:val="26"/>
+        </w:rPr>
+      </w:pPr>
+      <w:r>
+        <w:rPr>
+          <w:rFonts w:ascii="Adwaita Sans" w:hAnsi="Adwaita Sans"/>
+          <w:sz w:val="26"/>
+          <w:szCs w:val="26"/>
+        </w:rPr>
+        <w:t>1) Barra de navegación (Navbar)</w:t>
+      </w:r>
+    </w:p>
+    <w:p>
+      <w:pPr>
+        <w:pStyle w:val="PreformattedText"/>
+        <w:bidi w:val="0"/>
+        <w:spacing w:lineRule="auto" w:line="360" w:before="0" w:after="0"/>
+        <w:jc w:val="both"/>
+        <w:rPr>
+          <w:rFonts w:ascii="Adwaita Sans" w:hAnsi="Adwaita Sans"/>
+          <w:sz w:val="26"/>
+          <w:szCs w:val="26"/>
+        </w:rPr>
+      </w:pPr>
+      <w:r>
+        <w:rPr>
+          <w:rFonts w:ascii="Adwaita Sans" w:hAnsi="Adwaita Sans"/>
+          <w:sz w:val="26"/>
+          <w:szCs w:val="26"/>
+        </w:rPr>
+      </w:r>
+    </w:p>
+    <w:p>
+      <w:pPr>
+        <w:pStyle w:val="PreformattedText"/>
+        <w:bidi w:val="0"/>
+        <w:spacing w:lineRule="auto" w:line="360" w:before="0" w:after="0"/>
+        <w:jc w:val="both"/>
+        <w:rPr>
+          <w:rFonts w:ascii="Adwaita Sans" w:hAnsi="Adwaita Sans"/>
+          <w:sz w:val="26"/>
+          <w:szCs w:val="26"/>
+        </w:rPr>
+      </w:pPr>
+      <w:r>
+        <w:rPr>
+          <w:rFonts w:ascii="Adwaita Sans" w:hAnsi="Adwaita Sans"/>
+          <w:sz w:val="26"/>
+          <w:szCs w:val="26"/>
+        </w:rPr>
+        <w:t>Objetivo: Acceso directo a Inicio, Formulario, Repositorio.</w:t>
+      </w:r>
+    </w:p>
+    <w:p>
+      <w:pPr>
+        <w:pStyle w:val="PreformattedText"/>
+        <w:bidi w:val="0"/>
+        <w:spacing w:lineRule="auto" w:line="360" w:before="0" w:after="0"/>
+        <w:jc w:val="both"/>
+        <w:rPr>
+          <w:rFonts w:ascii="Adwaita Sans" w:hAnsi="Adwaita Sans"/>
+          <w:sz w:val="26"/>
+          <w:szCs w:val="26"/>
+        </w:rPr>
+      </w:pPr>
+      <w:r>
+        <w:rPr>
+          <w:rFonts w:ascii="Adwaita Sans" w:hAnsi="Adwaita Sans"/>
+          <w:sz w:val="26"/>
+          <w:szCs w:val="26"/>
+        </w:rPr>
+        <w:t>Diseño propuesto:</w:t>
+      </w:r>
+    </w:p>
+    <w:p>
+      <w:pPr>
+        <w:pStyle w:val="PreformattedText"/>
+        <w:bidi w:val="0"/>
+        <w:spacing w:lineRule="auto" w:line="360" w:before="0" w:after="0"/>
+        <w:jc w:val="both"/>
+        <w:rPr>
+          <w:rFonts w:ascii="Adwaita Sans" w:hAnsi="Adwaita Sans"/>
+          <w:sz w:val="26"/>
+          <w:szCs w:val="26"/>
+        </w:rPr>
+      </w:pPr>
+      <w:r>
+        <w:rPr>
+          <w:rFonts w:ascii="Adwaita Sans" w:hAnsi="Adwaita Sans"/>
+          <w:sz w:val="26"/>
+          <w:szCs w:val="26"/>
+        </w:rPr>
+      </w:r>
+    </w:p>
+    <w:p>
+      <w:pPr>
+        <w:pStyle w:val="PreformattedText"/>
+        <w:bidi w:val="0"/>
+        <w:spacing w:lineRule="auto" w:line="360" w:before="0" w:after="0"/>
+        <w:jc w:val="both"/>
+        <w:rPr>
+          <w:rFonts w:ascii="Adwaita Sans" w:hAnsi="Adwaita Sans"/>
+          <w:sz w:val="26"/>
+          <w:szCs w:val="26"/>
+        </w:rPr>
+      </w:pPr>
+      <w:r>
+        <w:rPr>
+          <w:rFonts w:ascii="Adwaita Sans" w:hAnsi="Adwaita Sans"/>
+          <w:sz w:val="26"/>
+          <w:szCs w:val="26"/>
+        </w:rPr>
+        <w:t>Ubicación superior fija (sticky), íconos + etiquetas para reducir ambigüedad.</w:t>
+      </w:r>
+    </w:p>
+    <w:p>
+      <w:pPr>
+        <w:pStyle w:val="PreformattedText"/>
+        <w:bidi w:val="0"/>
+        <w:spacing w:lineRule="auto" w:line="360" w:before="0" w:after="0"/>
+        <w:jc w:val="both"/>
+        <w:rPr>
+          <w:rFonts w:ascii="Adwaita Sans" w:hAnsi="Adwaita Sans"/>
+          <w:sz w:val="26"/>
+          <w:szCs w:val="26"/>
+        </w:rPr>
+      </w:pPr>
+      <w:r>
+        <w:rPr>
+          <w:rFonts w:ascii="Adwaita Sans" w:hAnsi="Adwaita Sans"/>
+          <w:sz w:val="26"/>
+          <w:szCs w:val="26"/>
+        </w:rPr>
+        <w:t>Estados activo/hover visibles; contraste AA (ver sección de accesibilidad).</w:t>
+      </w:r>
+    </w:p>
+    <w:p>
+      <w:pPr>
+        <w:pStyle w:val="PreformattedText"/>
+        <w:bidi w:val="0"/>
+        <w:spacing w:lineRule="auto" w:line="360" w:before="0" w:after="0"/>
+        <w:jc w:val="both"/>
+        <w:rPr>
+          <w:rFonts w:ascii="Adwaita Sans" w:hAnsi="Adwaita Sans"/>
+          <w:sz w:val="26"/>
+          <w:szCs w:val="26"/>
+        </w:rPr>
+      </w:pPr>
+      <w:r>
+        <w:rPr>
+          <w:rFonts w:ascii="Adwaita Sans" w:hAnsi="Adwaita Sans"/>
+          <w:sz w:val="26"/>
+          <w:szCs w:val="26"/>
+        </w:rPr>
+        <w:t>[Inserte captura: Navbar con tres ítems y estado activo].</w:t>
+      </w:r>
+    </w:p>
+    <w:p>
+      <w:pPr>
+        <w:pStyle w:val="PreformattedText"/>
+        <w:bidi w:val="0"/>
+        <w:spacing w:lineRule="auto" w:line="360" w:before="0" w:after="0"/>
+        <w:jc w:val="both"/>
+        <w:rPr>
+          <w:rFonts w:ascii="Adwaita Sans" w:hAnsi="Adwaita Sans"/>
+          <w:sz w:val="26"/>
+          <w:szCs w:val="26"/>
+        </w:rPr>
+      </w:pPr>
+      <w:r>
+        <w:rPr>
+          <w:rFonts w:ascii="Adwaita Sans" w:hAnsi="Adwaita Sans"/>
+          <w:sz w:val="26"/>
+          <w:szCs w:val="26"/>
+        </w:rPr>
+      </w:r>
+    </w:p>
+    <w:p>
+      <w:pPr>
+        <w:pStyle w:val="PreformattedText"/>
+        <w:bidi w:val="0"/>
+        <w:spacing w:lineRule="auto" w:line="360" w:before="0" w:after="0"/>
+        <w:jc w:val="both"/>
+        <w:rPr>
+          <w:rFonts w:ascii="Adwaita Sans" w:hAnsi="Adwaita Sans"/>
+          <w:sz w:val="26"/>
+          <w:szCs w:val="26"/>
+        </w:rPr>
+      </w:pPr>
+      <w:r>
+        <w:rPr>
+          <w:rFonts w:ascii="Adwaita Sans" w:hAnsi="Adwaita Sans"/>
+          <w:sz w:val="26"/>
+          <w:szCs w:val="26"/>
+        </w:rPr>
+        <w:t>2) Pie de página (Footer)</w:t>
+      </w:r>
+    </w:p>
+    <w:p>
+      <w:pPr>
+        <w:pStyle w:val="PreformattedText"/>
+        <w:bidi w:val="0"/>
+        <w:spacing w:lineRule="auto" w:line="360" w:before="0" w:after="0"/>
+        <w:jc w:val="both"/>
+        <w:rPr>
+          <w:rFonts w:ascii="Adwaita Sans" w:hAnsi="Adwaita Sans"/>
+          <w:sz w:val="26"/>
+          <w:szCs w:val="26"/>
+        </w:rPr>
+      </w:pPr>
+      <w:r>
+        <w:rPr>
+          <w:rFonts w:ascii="Adwaita Sans" w:hAnsi="Adwaita Sans"/>
+          <w:sz w:val="26"/>
+          <w:szCs w:val="26"/>
+        </w:rPr>
+      </w:r>
+    </w:p>
+    <w:p>
+      <w:pPr>
+        <w:pStyle w:val="PreformattedText"/>
+        <w:bidi w:val="0"/>
+        <w:spacing w:lineRule="auto" w:line="360" w:before="0" w:after="0"/>
+        <w:jc w:val="both"/>
+        <w:rPr>
+          <w:rFonts w:ascii="Adwaita Sans" w:hAnsi="Adwaita Sans"/>
+          <w:sz w:val="26"/>
+          <w:szCs w:val="26"/>
+        </w:rPr>
+      </w:pPr>
+      <w:r>
+        <w:rPr>
+          <w:rFonts w:ascii="Adwaita Sans" w:hAnsi="Adwaita Sans"/>
+          <w:sz w:val="26"/>
+          <w:szCs w:val="26"/>
+        </w:rPr>
+        <w:t>Contenido: Información institucional (nombre del programa), enlaces de contacto (correo, WhatsApp institucional), términos/privacidad.</w:t>
+      </w:r>
+    </w:p>
+    <w:p>
+      <w:pPr>
+        <w:pStyle w:val="PreformattedText"/>
+        <w:bidi w:val="0"/>
+        <w:spacing w:lineRule="auto" w:line="360" w:before="0" w:after="0"/>
+        <w:jc w:val="both"/>
+        <w:rPr>
+          <w:rFonts w:ascii="Adwaita Sans" w:hAnsi="Adwaita Sans"/>
+          <w:sz w:val="26"/>
+          <w:szCs w:val="26"/>
+        </w:rPr>
+      </w:pPr>
+      <w:r>
+        <w:rPr>
+          <w:rFonts w:ascii="Adwaita Sans" w:hAnsi="Adwaita Sans"/>
+          <w:sz w:val="26"/>
+          <w:szCs w:val="26"/>
+        </w:rPr>
+        <w:t>Diseño propuesto:</w:t>
+      </w:r>
+    </w:p>
+    <w:p>
+      <w:pPr>
+        <w:pStyle w:val="PreformattedText"/>
+        <w:bidi w:val="0"/>
+        <w:spacing w:lineRule="auto" w:line="360" w:before="0" w:after="0"/>
+        <w:jc w:val="both"/>
+        <w:rPr>
+          <w:rFonts w:ascii="Adwaita Sans" w:hAnsi="Adwaita Sans"/>
+          <w:sz w:val="26"/>
+          <w:szCs w:val="26"/>
+        </w:rPr>
+      </w:pPr>
+      <w:r>
+        <w:rPr>
+          <w:rFonts w:ascii="Adwaita Sans" w:hAnsi="Adwaita Sans"/>
+          <w:sz w:val="26"/>
+          <w:szCs w:val="26"/>
+        </w:rPr>
+      </w:r>
+    </w:p>
+    <w:p>
+      <w:pPr>
+        <w:pStyle w:val="PreformattedText"/>
+        <w:bidi w:val="0"/>
+        <w:spacing w:lineRule="auto" w:line="360" w:before="0" w:after="0"/>
+        <w:jc w:val="both"/>
+        <w:rPr>
+          <w:rFonts w:ascii="Adwaita Sans" w:hAnsi="Adwaita Sans"/>
+          <w:sz w:val="26"/>
+          <w:szCs w:val="26"/>
+        </w:rPr>
+      </w:pPr>
+      <w:r>
+        <w:rPr>
+          <w:rFonts w:ascii="Adwaita Sans" w:hAnsi="Adwaita Sans"/>
+          <w:sz w:val="26"/>
+          <w:szCs w:val="26"/>
+        </w:rPr>
+        <w:t>Tipografía pequeña pero legible con contraste AA.</w:t>
+      </w:r>
+    </w:p>
+    <w:p>
+      <w:pPr>
+        <w:pStyle w:val="PreformattedText"/>
+        <w:bidi w:val="0"/>
+        <w:spacing w:lineRule="auto" w:line="360" w:before="0" w:after="0"/>
+        <w:jc w:val="both"/>
+        <w:rPr>
+          <w:rFonts w:ascii="Adwaita Sans" w:hAnsi="Adwaita Sans"/>
+          <w:sz w:val="26"/>
+          <w:szCs w:val="26"/>
+        </w:rPr>
+      </w:pPr>
+      <w:r>
+        <w:rPr>
+          <w:rFonts w:ascii="Adwaita Sans" w:hAnsi="Adwaita Sans"/>
+          <w:sz w:val="26"/>
+          <w:szCs w:val="26"/>
+        </w:rPr>
+        <w:t>[Inserte captura: Footer con enlaces y datos de contacto].</w:t>
+      </w:r>
+    </w:p>
+    <w:p>
+      <w:pPr>
+        <w:pStyle w:val="PreformattedText"/>
+        <w:bidi w:val="0"/>
+        <w:spacing w:lineRule="auto" w:line="360" w:before="0" w:after="0"/>
+        <w:jc w:val="both"/>
+        <w:rPr>
+          <w:rFonts w:ascii="Adwaita Sans" w:hAnsi="Adwaita Sans"/>
+          <w:sz w:val="26"/>
+          <w:szCs w:val="26"/>
+        </w:rPr>
+      </w:pPr>
+      <w:r>
+        <w:rPr>
+          <w:rFonts w:ascii="Adwaita Sans" w:hAnsi="Adwaita Sans"/>
+          <w:sz w:val="26"/>
+          <w:szCs w:val="26"/>
+        </w:rPr>
+      </w:r>
+    </w:p>
+    <w:p>
+      <w:pPr>
+        <w:pStyle w:val="PreformattedText"/>
+        <w:bidi w:val="0"/>
+        <w:spacing w:lineRule="auto" w:line="360" w:before="0" w:after="0"/>
+        <w:jc w:val="both"/>
+        <w:rPr>
+          <w:rFonts w:ascii="Adwaita Sans" w:hAnsi="Adwaita Sans"/>
+          <w:sz w:val="26"/>
+          <w:szCs w:val="26"/>
+        </w:rPr>
+      </w:pPr>
+      <w:r>
+        <w:rPr>
+          <w:rFonts w:ascii="Adwaita Sans" w:hAnsi="Adwaita Sans"/>
+          <w:sz w:val="26"/>
+          <w:szCs w:val="26"/>
+        </w:rPr>
+      </w:r>
+    </w:p>
+    <w:p>
+      <w:pPr>
+        <w:pStyle w:val="PreformattedText"/>
+        <w:bidi w:val="0"/>
+        <w:spacing w:lineRule="auto" w:line="360" w:before="0" w:after="0"/>
+        <w:jc w:val="both"/>
+        <w:rPr>
+          <w:rFonts w:ascii="Adwaita Sans" w:hAnsi="Adwaita Sans"/>
+          <w:sz w:val="26"/>
+          <w:szCs w:val="26"/>
+        </w:rPr>
+      </w:pPr>
+      <w:r>
+        <w:rPr>
+          <w:rFonts w:ascii="Adwaita Sans" w:hAnsi="Adwaita Sans"/>
+          <w:sz w:val="26"/>
+          <w:szCs w:val="26"/>
+        </w:rPr>
+      </w:r>
+    </w:p>
+    <w:p>
+      <w:pPr>
+        <w:pStyle w:val="PreformattedText"/>
+        <w:bidi w:val="0"/>
+        <w:spacing w:lineRule="auto" w:line="360" w:before="0" w:after="0"/>
+        <w:jc w:val="both"/>
+        <w:rPr>
+          <w:rFonts w:ascii="Adwaita Sans" w:hAnsi="Adwaita Sans"/>
+          <w:sz w:val="26"/>
+          <w:szCs w:val="26"/>
+        </w:rPr>
+      </w:pPr>
+      <w:r>
+        <w:rPr>
+          <w:rFonts w:ascii="Adwaita Sans" w:hAnsi="Adwaita Sans"/>
+          <w:sz w:val="26"/>
+          <w:szCs w:val="26"/>
+        </w:rPr>
+        <w:t>3) Modelo de Carta (Card)</w:t>
+      </w:r>
+    </w:p>
+    <w:p>
+      <w:pPr>
+        <w:pStyle w:val="PreformattedText"/>
+        <w:bidi w:val="0"/>
+        <w:spacing w:lineRule="auto" w:line="360" w:before="0" w:after="0"/>
+        <w:jc w:val="both"/>
+        <w:rPr>
+          <w:rFonts w:ascii="Adwaita Sans" w:hAnsi="Adwaita Sans"/>
+          <w:sz w:val="26"/>
+          <w:szCs w:val="26"/>
+        </w:rPr>
+      </w:pPr>
+      <w:r>
+        <w:rPr>
+          <w:rFonts w:ascii="Adwaita Sans" w:hAnsi="Adwaita Sans"/>
+          <w:sz w:val="26"/>
+          <w:szCs w:val="26"/>
+        </w:rPr>
+      </w:r>
+    </w:p>
+    <w:p>
+      <w:pPr>
+        <w:pStyle w:val="PreformattedText"/>
+        <w:bidi w:val="0"/>
+        <w:spacing w:lineRule="auto" w:line="360" w:before="0" w:after="0"/>
+        <w:jc w:val="both"/>
+        <w:rPr>
+          <w:rFonts w:ascii="Adwaita Sans" w:hAnsi="Adwaita Sans"/>
+          <w:sz w:val="26"/>
+          <w:szCs w:val="26"/>
+        </w:rPr>
+      </w:pPr>
+      <w:r>
+        <w:rPr>
+          <w:rFonts w:ascii="Adwaita Sans" w:hAnsi="Adwaita Sans"/>
+          <w:sz w:val="26"/>
+          <w:szCs w:val="26"/>
+        </w:rPr>
+        <w:t>Uso: Resumen de regiones o censos realizados.</w:t>
+      </w:r>
+    </w:p>
+    <w:p>
+      <w:pPr>
+        <w:pStyle w:val="PreformattedText"/>
+        <w:bidi w:val="0"/>
+        <w:spacing w:lineRule="auto" w:line="360" w:before="0" w:after="0"/>
+        <w:jc w:val="both"/>
+        <w:rPr>
+          <w:rFonts w:ascii="Adwaita Sans" w:hAnsi="Adwaita Sans"/>
+          <w:sz w:val="26"/>
+          <w:szCs w:val="26"/>
+        </w:rPr>
+      </w:pPr>
+      <w:r>
+        <w:rPr>
+          <w:rFonts w:ascii="Adwaita Sans" w:hAnsi="Adwaita Sans"/>
+          <w:sz w:val="26"/>
+          <w:szCs w:val="26"/>
+        </w:rPr>
+        <w:t>Estructura: Imagen (opcional), título de región, KPIs (hogares encuestados, fecha última visita), botón “Ver detalle”.</w:t>
+      </w:r>
+    </w:p>
+    <w:p>
+      <w:pPr>
+        <w:pStyle w:val="PreformattedText"/>
+        <w:bidi w:val="0"/>
+        <w:spacing w:lineRule="auto" w:line="360" w:before="0" w:after="0"/>
+        <w:jc w:val="both"/>
+        <w:rPr>
+          <w:rFonts w:ascii="Adwaita Sans" w:hAnsi="Adwaita Sans"/>
+          <w:sz w:val="26"/>
+          <w:szCs w:val="26"/>
+        </w:rPr>
+      </w:pPr>
+      <w:r>
+        <w:rPr>
+          <w:rFonts w:ascii="Adwaita Sans" w:hAnsi="Adwaita Sans"/>
+          <w:sz w:val="26"/>
+          <w:szCs w:val="26"/>
+        </w:rPr>
+        <w:t>[Inserte captura: Grid de 2×2 cards con botón de acción].</w:t>
+      </w:r>
+    </w:p>
+    <w:p>
+      <w:pPr>
+        <w:pStyle w:val="PreformattedText"/>
+        <w:bidi w:val="0"/>
+        <w:spacing w:lineRule="auto" w:line="360" w:before="0" w:after="0"/>
+        <w:jc w:val="both"/>
+        <w:rPr>
+          <w:rFonts w:ascii="Adwaita Sans" w:hAnsi="Adwaita Sans"/>
+          <w:sz w:val="26"/>
+          <w:szCs w:val="26"/>
+        </w:rPr>
+      </w:pPr>
+      <w:r>
+        <w:rPr>
+          <w:rFonts w:ascii="Adwaita Sans" w:hAnsi="Adwaita Sans"/>
+          <w:sz w:val="26"/>
+          <w:szCs w:val="26"/>
+        </w:rPr>
+      </w:r>
+    </w:p>
+    <w:p>
+      <w:pPr>
+        <w:pStyle w:val="PreformattedText"/>
+        <w:bidi w:val="0"/>
+        <w:spacing w:lineRule="auto" w:line="360" w:before="0" w:after="0"/>
+        <w:jc w:val="both"/>
+        <w:rPr>
+          <w:rFonts w:ascii="Adwaita Sans" w:hAnsi="Adwaita Sans"/>
+          <w:sz w:val="26"/>
+          <w:szCs w:val="26"/>
+        </w:rPr>
+      </w:pPr>
+      <w:r>
+        <w:rPr>
+          <w:rFonts w:ascii="Adwaita Sans" w:hAnsi="Adwaita Sans"/>
+          <w:sz w:val="26"/>
+          <w:szCs w:val="26"/>
+        </w:rPr>
+        <w:t>4) Formulario de captura de datos</w:t>
+      </w:r>
+    </w:p>
+    <w:p>
+      <w:pPr>
+        <w:pStyle w:val="PreformattedText"/>
+        <w:bidi w:val="0"/>
+        <w:spacing w:lineRule="auto" w:line="360" w:before="0" w:after="0"/>
+        <w:jc w:val="both"/>
+        <w:rPr>
+          <w:rFonts w:ascii="Adwaita Sans" w:hAnsi="Adwaita Sans"/>
+          <w:sz w:val="26"/>
+          <w:szCs w:val="26"/>
+        </w:rPr>
+      </w:pPr>
+      <w:r>
+        <w:rPr>
+          <w:rFonts w:ascii="Adwaita Sans" w:hAnsi="Adwaita Sans"/>
+          <w:sz w:val="26"/>
+          <w:szCs w:val="26"/>
+        </w:rPr>
+      </w:r>
+    </w:p>
+    <w:p>
+      <w:pPr>
+        <w:pStyle w:val="PreformattedText"/>
+        <w:bidi w:val="0"/>
+        <w:spacing w:lineRule="auto" w:line="360" w:before="0" w:after="0"/>
+        <w:jc w:val="both"/>
+        <w:rPr>
+          <w:rFonts w:ascii="Adwaita Sans" w:hAnsi="Adwaita Sans"/>
+          <w:sz w:val="26"/>
+          <w:szCs w:val="26"/>
+        </w:rPr>
+      </w:pPr>
+      <w:r>
+        <w:rPr>
+          <w:rFonts w:ascii="Adwaita Sans" w:hAnsi="Adwaita Sans"/>
+          <w:sz w:val="26"/>
+          <w:szCs w:val="26"/>
+        </w:rPr>
+        <w:t>Campos obligatorios (alineados en 1 o 2 columnas según ancho):</w:t>
+      </w:r>
+    </w:p>
+    <w:p>
+      <w:pPr>
+        <w:pStyle w:val="PreformattedText"/>
+        <w:bidi w:val="0"/>
+        <w:spacing w:lineRule="auto" w:line="360" w:before="0" w:after="0"/>
+        <w:jc w:val="both"/>
+        <w:rPr>
+          <w:rFonts w:ascii="Adwaita Sans" w:hAnsi="Adwaita Sans"/>
+          <w:sz w:val="26"/>
+          <w:szCs w:val="26"/>
+        </w:rPr>
+      </w:pPr>
+      <w:r>
+        <w:rPr>
+          <w:rFonts w:ascii="Adwaita Sans" w:hAnsi="Adwaita Sans"/>
+          <w:sz w:val="26"/>
+          <w:szCs w:val="26"/>
+        </w:rPr>
+      </w:r>
+    </w:p>
+    <w:p>
+      <w:pPr>
+        <w:pStyle w:val="PreformattedText"/>
+        <w:bidi w:val="0"/>
+        <w:spacing w:lineRule="auto" w:line="360" w:before="0" w:after="0"/>
+        <w:jc w:val="both"/>
+        <w:rPr>
+          <w:rFonts w:ascii="Adwaita Sans" w:hAnsi="Adwaita Sans"/>
+          <w:sz w:val="26"/>
+          <w:szCs w:val="26"/>
+        </w:rPr>
+      </w:pPr>
+      <w:r>
+        <w:rPr>
+          <w:rFonts w:ascii="Adwaita Sans" w:hAnsi="Adwaita Sans"/>
+          <w:sz w:val="26"/>
+          <w:szCs w:val="26"/>
+        </w:rPr>
+        <w:t>Primer nombre, Segundo nombre, Apellidos</w:t>
+      </w:r>
+    </w:p>
+    <w:p>
+      <w:pPr>
+        <w:pStyle w:val="PreformattedText"/>
+        <w:bidi w:val="0"/>
+        <w:spacing w:lineRule="auto" w:line="360" w:before="0" w:after="0"/>
+        <w:jc w:val="both"/>
+        <w:rPr>
+          <w:rFonts w:ascii="Adwaita Sans" w:hAnsi="Adwaita Sans"/>
+          <w:sz w:val="26"/>
+          <w:szCs w:val="26"/>
+        </w:rPr>
+      </w:pPr>
+      <w:r>
+        <w:rPr>
+          <w:rFonts w:ascii="Adwaita Sans" w:hAnsi="Adwaita Sans"/>
+          <w:sz w:val="26"/>
+          <w:szCs w:val="26"/>
+        </w:rPr>
+        <w:t>Tipo y número de documento</w:t>
+      </w:r>
+    </w:p>
+    <w:p>
+      <w:pPr>
+        <w:pStyle w:val="PreformattedText"/>
+        <w:bidi w:val="0"/>
+        <w:spacing w:lineRule="auto" w:line="360" w:before="0" w:after="0"/>
+        <w:jc w:val="both"/>
+        <w:rPr>
+          <w:rFonts w:ascii="Adwaita Sans" w:hAnsi="Adwaita Sans"/>
+          <w:sz w:val="26"/>
+          <w:szCs w:val="26"/>
+        </w:rPr>
+      </w:pPr>
+      <w:r>
+        <w:rPr>
+          <w:rFonts w:ascii="Adwaita Sans" w:hAnsi="Adwaita Sans"/>
+          <w:sz w:val="26"/>
+          <w:szCs w:val="26"/>
+        </w:rPr>
+        <w:t>Domicilio, Fecha de nacimiento, Sexo</w:t>
+      </w:r>
+    </w:p>
+    <w:p>
+      <w:pPr>
+        <w:pStyle w:val="PreformattedText"/>
+        <w:bidi w:val="0"/>
+        <w:spacing w:lineRule="auto" w:line="360" w:before="0" w:after="0"/>
+        <w:jc w:val="both"/>
+        <w:rPr>
+          <w:rFonts w:ascii="Adwaita Sans" w:hAnsi="Adwaita Sans"/>
+          <w:sz w:val="26"/>
+          <w:szCs w:val="26"/>
+        </w:rPr>
+      </w:pPr>
+      <w:r>
+        <w:rPr>
+          <w:rFonts w:ascii="Adwaita Sans" w:hAnsi="Adwaita Sans"/>
+          <w:sz w:val="26"/>
+          <w:szCs w:val="26"/>
+        </w:rPr>
+        <w:t>Celular, Dirección, Barrio, Email</w:t>
+      </w:r>
+    </w:p>
+    <w:p>
+      <w:pPr>
+        <w:pStyle w:val="PreformattedText"/>
+        <w:bidi w:val="0"/>
+        <w:spacing w:lineRule="auto" w:line="360" w:before="0" w:after="0"/>
+        <w:jc w:val="both"/>
+        <w:rPr>
+          <w:rFonts w:ascii="Adwaita Sans" w:hAnsi="Adwaita Sans"/>
+          <w:sz w:val="26"/>
+          <w:szCs w:val="26"/>
+        </w:rPr>
+      </w:pPr>
+      <w:r>
+        <w:rPr>
+          <w:rFonts w:ascii="Adwaita Sans" w:hAnsi="Adwaita Sans"/>
+          <w:sz w:val="26"/>
+          <w:szCs w:val="26"/>
+        </w:rPr>
+      </w:r>
+    </w:p>
+    <w:p>
+      <w:pPr>
+        <w:pStyle w:val="PreformattedText"/>
+        <w:bidi w:val="0"/>
+        <w:spacing w:lineRule="auto" w:line="360" w:before="0" w:after="0"/>
+        <w:jc w:val="both"/>
+        <w:rPr>
+          <w:rFonts w:ascii="Adwaita Sans" w:hAnsi="Adwaita Sans"/>
+          <w:sz w:val="26"/>
+          <w:szCs w:val="26"/>
+        </w:rPr>
+      </w:pPr>
+      <w:r>
+        <w:rPr>
+          <w:rFonts w:ascii="Adwaita Sans" w:hAnsi="Adwaita Sans"/>
+          <w:sz w:val="26"/>
+          <w:szCs w:val="26"/>
+        </w:rPr>
+      </w:r>
+    </w:p>
+    <w:p>
+      <w:pPr>
+        <w:pStyle w:val="PreformattedText"/>
+        <w:bidi w:val="0"/>
+        <w:spacing w:lineRule="auto" w:line="360" w:before="0" w:after="0"/>
+        <w:jc w:val="both"/>
+        <w:rPr>
+          <w:rFonts w:ascii="Adwaita Sans" w:hAnsi="Adwaita Sans"/>
+          <w:sz w:val="26"/>
+          <w:szCs w:val="26"/>
+        </w:rPr>
+      </w:pPr>
+      <w:r>
+        <w:rPr>
+          <w:rFonts w:ascii="Adwaita Sans" w:hAnsi="Adwaita Sans"/>
+          <w:sz w:val="26"/>
+          <w:szCs w:val="26"/>
+        </w:rPr>
+        <w:t>Acciones: Enviar formulario, Capturar GPS (botón secundario).</w:t>
+      </w:r>
+    </w:p>
+    <w:p>
+      <w:pPr>
+        <w:pStyle w:val="PreformattedText"/>
+        <w:bidi w:val="0"/>
+        <w:spacing w:lineRule="auto" w:line="360" w:before="0" w:after="0"/>
+        <w:jc w:val="both"/>
+        <w:rPr>
+          <w:rFonts w:ascii="Adwaita Sans" w:hAnsi="Adwaita Sans"/>
+          <w:sz w:val="26"/>
+          <w:szCs w:val="26"/>
+        </w:rPr>
+      </w:pPr>
+      <w:r>
+        <w:rPr>
+          <w:rFonts w:ascii="Adwaita Sans" w:hAnsi="Adwaita Sans"/>
+          <w:sz w:val="26"/>
+          <w:szCs w:val="26"/>
+        </w:rPr>
+        <w:t>Diseño propuesto:</w:t>
+      </w:r>
+    </w:p>
+    <w:p>
+      <w:pPr>
+        <w:pStyle w:val="PreformattedText"/>
+        <w:bidi w:val="0"/>
+        <w:spacing w:lineRule="auto" w:line="360" w:before="0" w:after="0"/>
+        <w:jc w:val="both"/>
+        <w:rPr>
+          <w:rFonts w:ascii="Adwaita Sans" w:hAnsi="Adwaita Sans"/>
+          <w:sz w:val="26"/>
+          <w:szCs w:val="26"/>
+        </w:rPr>
+      </w:pPr>
+      <w:r>
+        <w:rPr>
+          <w:rFonts w:ascii="Adwaita Sans" w:hAnsi="Adwaita Sans"/>
+          <w:sz w:val="26"/>
+          <w:szCs w:val="26"/>
+        </w:rPr>
+      </w:r>
+    </w:p>
+    <w:p>
+      <w:pPr>
+        <w:pStyle w:val="PreformattedText"/>
+        <w:bidi w:val="0"/>
+        <w:spacing w:lineRule="auto" w:line="360" w:before="0" w:after="0"/>
+        <w:jc w:val="both"/>
+        <w:rPr>
+          <w:rFonts w:ascii="Adwaita Sans" w:hAnsi="Adwaita Sans"/>
+          <w:sz w:val="26"/>
+          <w:szCs w:val="26"/>
+        </w:rPr>
+      </w:pPr>
+      <w:r>
+        <w:rPr>
+          <w:rFonts w:ascii="Adwaita Sans" w:hAnsi="Adwaita Sans"/>
+          <w:sz w:val="26"/>
+          <w:szCs w:val="26"/>
+        </w:rPr>
+        <w:t>Agrupa campos por secciones (Identificación / Ubicación / Contacto).</w:t>
+      </w:r>
+    </w:p>
+    <w:p>
+      <w:pPr>
+        <w:pStyle w:val="PreformattedText"/>
+        <w:bidi w:val="0"/>
+        <w:spacing w:lineRule="auto" w:line="360" w:before="0" w:after="0"/>
+        <w:jc w:val="both"/>
+        <w:rPr>
+          <w:rFonts w:ascii="Adwaita Sans" w:hAnsi="Adwaita Sans"/>
+          <w:sz w:val="26"/>
+          <w:szCs w:val="26"/>
+        </w:rPr>
+      </w:pPr>
+      <w:r>
+        <w:rPr>
+          <w:rFonts w:ascii="Adwaita Sans" w:hAnsi="Adwaita Sans"/>
+          <w:sz w:val="26"/>
+          <w:szCs w:val="26"/>
+        </w:rPr>
+        <w:t>Validaciones: formato de documento y email, requeridos visibles; mensajes de error claros y cercanos al campo.</w:t>
+      </w:r>
+    </w:p>
+    <w:p>
+      <w:pPr>
+        <w:pStyle w:val="PreformattedText"/>
+        <w:bidi w:val="0"/>
+        <w:spacing w:lineRule="auto" w:line="360" w:before="0" w:after="0"/>
+        <w:jc w:val="both"/>
+        <w:rPr>
+          <w:rFonts w:ascii="Adwaita Sans" w:hAnsi="Adwaita Sans"/>
+          <w:sz w:val="26"/>
+          <w:szCs w:val="26"/>
+        </w:rPr>
+      </w:pPr>
+      <w:r>
+        <w:rPr>
+          <w:rFonts w:ascii="Adwaita Sans" w:hAnsi="Adwaita Sans"/>
+          <w:sz w:val="26"/>
+          <w:szCs w:val="26"/>
+        </w:rPr>
+        <w:t>Controles móviles: Fecha con date picker, select para tipo de documento/sexo; botones con área táctil ≥ 48 dp (ver accesibilidad). [Inserte captura: Formulario completo con secciones y botones].</w:t>
+      </w:r>
+    </w:p>
+    <w:p>
+      <w:pPr>
+        <w:pStyle w:val="PreformattedText"/>
+        <w:bidi w:val="0"/>
+        <w:spacing w:lineRule="auto" w:line="360" w:before="0" w:after="0"/>
+        <w:jc w:val="both"/>
+        <w:rPr>
+          <w:rFonts w:ascii="Adwaita Sans" w:hAnsi="Adwaita Sans"/>
+          <w:sz w:val="26"/>
+          <w:szCs w:val="26"/>
+        </w:rPr>
+      </w:pPr>
+      <w:r>
+        <w:rPr>
+          <w:rFonts w:ascii="Adwaita Sans" w:hAnsi="Adwaita Sans"/>
+          <w:sz w:val="26"/>
+          <w:szCs w:val="26"/>
+        </w:rPr>
+        <w:t>Confirmación: Snackbar/banner “Registro enviado” y opción “Ver registro”.</w:t>
+      </w:r>
+    </w:p>
+    <w:p>
+      <w:pPr>
+        <w:pStyle w:val="PreformattedText"/>
+        <w:bidi w:val="0"/>
+        <w:spacing w:lineRule="auto" w:line="360" w:before="0" w:after="0"/>
+        <w:jc w:val="both"/>
+        <w:rPr>
+          <w:rFonts w:ascii="Adwaita Sans" w:hAnsi="Adwaita Sans"/>
+          <w:sz w:val="26"/>
+          <w:szCs w:val="26"/>
+        </w:rPr>
+      </w:pPr>
+      <w:r>
+        <w:rPr>
+          <w:rFonts w:ascii="Adwaita Sans" w:hAnsi="Adwaita Sans"/>
+          <w:sz w:val="26"/>
+          <w:szCs w:val="26"/>
+        </w:rPr>
+      </w:r>
+    </w:p>
+    <w:p>
+      <w:pPr>
+        <w:pStyle w:val="PreformattedText"/>
+        <w:bidi w:val="0"/>
+        <w:spacing w:lineRule="auto" w:line="360" w:before="0" w:after="0"/>
+        <w:jc w:val="both"/>
+        <w:rPr>
+          <w:rFonts w:ascii="Adwaita Sans" w:hAnsi="Adwaita Sans"/>
+          <w:sz w:val="26"/>
+          <w:szCs w:val="26"/>
+        </w:rPr>
+      </w:pPr>
+      <w:r>
+        <w:rPr>
+          <w:rFonts w:ascii="Adwaita Sans" w:hAnsi="Adwaita Sans"/>
+          <w:sz w:val="26"/>
+          <w:szCs w:val="26"/>
+        </w:rPr>
+      </w:r>
+    </w:p>
+    <w:p>
+      <w:pPr>
+        <w:pStyle w:val="PreformattedText"/>
+        <w:bidi w:val="0"/>
+        <w:spacing w:lineRule="auto" w:line="360" w:before="0" w:after="0"/>
+        <w:jc w:val="both"/>
+        <w:rPr>
+          <w:rFonts w:ascii="Adwaita Sans" w:hAnsi="Adwaita Sans"/>
+          <w:sz w:val="26"/>
+          <w:szCs w:val="26"/>
+        </w:rPr>
+      </w:pPr>
+      <w:r>
+        <w:rPr>
+          <w:rFonts w:ascii="Adwaita Sans" w:hAnsi="Adwaita Sans"/>
+          <w:sz w:val="26"/>
+          <w:szCs w:val="26"/>
+        </w:rPr>
+      </w:r>
+    </w:p>
+    <w:p>
+      <w:pPr>
+        <w:pStyle w:val="PreformattedText"/>
+        <w:bidi w:val="0"/>
+        <w:spacing w:lineRule="auto" w:line="360" w:before="0" w:after="0"/>
+        <w:jc w:val="both"/>
+        <w:rPr>
+          <w:rFonts w:ascii="Adwaita Sans" w:hAnsi="Adwaita Sans"/>
+          <w:sz w:val="26"/>
+          <w:szCs w:val="26"/>
+        </w:rPr>
+      </w:pPr>
+      <w:r>
+        <w:rPr>
+          <w:rFonts w:ascii="Adwaita Sans" w:hAnsi="Adwaita Sans"/>
+          <w:sz w:val="26"/>
+          <w:szCs w:val="26"/>
+        </w:rPr>
+      </w:r>
+    </w:p>
+    <w:p>
+      <w:pPr>
+        <w:pStyle w:val="PreformattedText"/>
+        <w:bidi w:val="0"/>
+        <w:spacing w:lineRule="auto" w:line="360" w:before="0" w:after="0"/>
+        <w:jc w:val="both"/>
+        <w:rPr>
+          <w:rFonts w:ascii="Adwaita Sans" w:hAnsi="Adwaita Sans"/>
+          <w:sz w:val="26"/>
+          <w:szCs w:val="26"/>
+        </w:rPr>
+      </w:pPr>
+      <w:r>
+        <w:rPr>
+          <w:rFonts w:ascii="Adwaita Sans" w:hAnsi="Adwaita Sans"/>
+          <w:sz w:val="26"/>
+          <w:szCs w:val="26"/>
+        </w:rPr>
+        <w:t>V. Aplicación de estándares de usabilidad y accesibilidad</w:t>
+      </w:r>
+    </w:p>
+    <w:p>
+      <w:pPr>
+        <w:pStyle w:val="PreformattedText"/>
+        <w:bidi w:val="0"/>
+        <w:spacing w:lineRule="auto" w:line="360" w:before="0" w:after="0"/>
+        <w:jc w:val="both"/>
+        <w:rPr>
+          <w:rFonts w:ascii="Adwaita Sans" w:hAnsi="Adwaita Sans"/>
+          <w:sz w:val="26"/>
+          <w:szCs w:val="26"/>
+        </w:rPr>
+      </w:pPr>
+      <w:r>
+        <w:rPr>
+          <w:rFonts w:ascii="Adwaita Sans" w:hAnsi="Adwaita Sans"/>
+          <w:sz w:val="26"/>
+          <w:szCs w:val="26"/>
+        </w:rPr>
+        <w:t>1) Usabilidad (orientada a encuestadores con baja alfabetización digital)</w:t>
+      </w:r>
+    </w:p>
+    <w:p>
+      <w:pPr>
+        <w:pStyle w:val="PreformattedText"/>
+        <w:bidi w:val="0"/>
+        <w:spacing w:lineRule="auto" w:line="360" w:before="0" w:after="0"/>
+        <w:jc w:val="both"/>
+        <w:rPr>
+          <w:rFonts w:ascii="Adwaita Sans" w:hAnsi="Adwaita Sans"/>
+          <w:sz w:val="26"/>
+          <w:szCs w:val="26"/>
+        </w:rPr>
+      </w:pPr>
+      <w:r>
+        <w:rPr>
+          <w:rFonts w:ascii="Adwaita Sans" w:hAnsi="Adwaita Sans"/>
+          <w:sz w:val="26"/>
+          <w:szCs w:val="26"/>
+        </w:rPr>
+      </w:r>
+    </w:p>
+    <w:p>
+      <w:pPr>
+        <w:pStyle w:val="PreformattedText"/>
+        <w:bidi w:val="0"/>
+        <w:spacing w:lineRule="auto" w:line="360" w:before="0" w:after="0"/>
+        <w:jc w:val="both"/>
+        <w:rPr>
+          <w:rFonts w:ascii="Adwaita Sans" w:hAnsi="Adwaita Sans"/>
+          <w:sz w:val="26"/>
+          <w:szCs w:val="26"/>
+        </w:rPr>
+      </w:pPr>
+      <w:r>
+        <w:rPr>
+          <w:rFonts w:ascii="Adwaita Sans" w:hAnsi="Adwaita Sans"/>
+          <w:sz w:val="26"/>
+          <w:szCs w:val="26"/>
+        </w:rPr>
+        <w:t>Lenguaje claro y etiquetas explícitas (“Primer nombre”/“Apellidos”), evitando tecnicismos.</w:t>
+      </w:r>
+    </w:p>
+    <w:p>
+      <w:pPr>
+        <w:pStyle w:val="PreformattedText"/>
+        <w:bidi w:val="0"/>
+        <w:spacing w:lineRule="auto" w:line="360" w:before="0" w:after="0"/>
+        <w:jc w:val="both"/>
+        <w:rPr>
+          <w:rFonts w:ascii="Adwaita Sans" w:hAnsi="Adwaita Sans"/>
+          <w:sz w:val="26"/>
+          <w:szCs w:val="26"/>
+        </w:rPr>
+      </w:pPr>
+      <w:r>
+        <w:rPr>
+          <w:rFonts w:ascii="Adwaita Sans" w:hAnsi="Adwaita Sans"/>
+          <w:sz w:val="26"/>
+          <w:szCs w:val="26"/>
+        </w:rPr>
+        <w:t>Navegación simplificada: máximo 3 opciones primarias (Inicio/Formulario/Repositorio) y flujo lineal.</w:t>
+      </w:r>
+    </w:p>
+    <w:p>
+      <w:pPr>
+        <w:pStyle w:val="PreformattedText"/>
+        <w:bidi w:val="0"/>
+        <w:spacing w:lineRule="auto" w:line="360" w:before="0" w:after="0"/>
+        <w:jc w:val="both"/>
+        <w:rPr>
+          <w:rFonts w:ascii="Adwaita Sans" w:hAnsi="Adwaita Sans"/>
+          <w:sz w:val="26"/>
+          <w:szCs w:val="26"/>
+        </w:rPr>
+      </w:pPr>
+      <w:r>
+        <w:rPr>
+          <w:rFonts w:ascii="Adwaita Sans" w:hAnsi="Adwaita Sans"/>
+          <w:sz w:val="26"/>
+          <w:szCs w:val="26"/>
+        </w:rPr>
+        <w:t>Reconocimiento sobre recuerdo: íconos + texto; autorrelleno de campos repetitivos cuando sea posible.</w:t>
+      </w:r>
+    </w:p>
+    <w:p>
+      <w:pPr>
+        <w:pStyle w:val="PreformattedText"/>
+        <w:bidi w:val="0"/>
+        <w:spacing w:lineRule="auto" w:line="360" w:before="0" w:after="0"/>
+        <w:jc w:val="both"/>
+        <w:rPr>
+          <w:rFonts w:ascii="Adwaita Sans" w:hAnsi="Adwaita Sans"/>
+          <w:sz w:val="26"/>
+          <w:szCs w:val="26"/>
+        </w:rPr>
+      </w:pPr>
+      <w:r>
+        <w:rPr>
+          <w:rFonts w:ascii="Adwaita Sans" w:hAnsi="Adwaita Sans"/>
+          <w:sz w:val="26"/>
+          <w:szCs w:val="26"/>
+        </w:rPr>
+        <w:t>Acciones prominentes: “Enviar formulario” (primaria) y “Capturar GPS” (secundaria).</w:t>
+      </w:r>
+    </w:p>
+    <w:p>
+      <w:pPr>
+        <w:pStyle w:val="PreformattedText"/>
+        <w:bidi w:val="0"/>
+        <w:spacing w:lineRule="auto" w:line="360" w:before="0" w:after="0"/>
+        <w:jc w:val="both"/>
+        <w:rPr>
+          <w:rFonts w:ascii="Adwaita Sans" w:hAnsi="Adwaita Sans"/>
+          <w:sz w:val="26"/>
+          <w:szCs w:val="26"/>
+        </w:rPr>
+      </w:pPr>
+      <w:r>
+        <w:rPr>
+          <w:rFonts w:ascii="Adwaita Sans" w:hAnsi="Adwaita Sans"/>
+          <w:sz w:val="26"/>
+          <w:szCs w:val="26"/>
+        </w:rPr>
+      </w:r>
+    </w:p>
+    <w:p>
+      <w:pPr>
+        <w:pStyle w:val="PreformattedText"/>
+        <w:bidi w:val="0"/>
+        <w:spacing w:lineRule="auto" w:line="360" w:before="0" w:after="0"/>
+        <w:jc w:val="both"/>
+        <w:rPr>
+          <w:rFonts w:ascii="Adwaita Sans" w:hAnsi="Adwaita Sans"/>
+          <w:sz w:val="26"/>
+          <w:szCs w:val="26"/>
+        </w:rPr>
+      </w:pPr>
+      <w:r>
+        <w:rPr>
+          <w:rFonts w:ascii="Adwaita Sans" w:hAnsi="Adwaita Sans"/>
+          <w:sz w:val="26"/>
+          <w:szCs w:val="26"/>
+        </w:rPr>
+      </w:r>
+    </w:p>
+    <w:p>
+      <w:pPr>
+        <w:pStyle w:val="PreformattedText"/>
+        <w:bidi w:val="0"/>
+        <w:spacing w:lineRule="auto" w:line="360" w:before="0" w:after="0"/>
+        <w:jc w:val="both"/>
+        <w:rPr>
+          <w:rFonts w:ascii="Adwaita Sans" w:hAnsi="Adwaita Sans"/>
+          <w:sz w:val="26"/>
+          <w:szCs w:val="26"/>
+        </w:rPr>
+      </w:pPr>
+      <w:r>
+        <w:rPr>
+          <w:rFonts w:ascii="Adwaita Sans" w:hAnsi="Adwaita Sans"/>
+          <w:sz w:val="26"/>
+          <w:szCs w:val="26"/>
+        </w:rPr>
+        <w:t>Estas directrices se alinean con el principio de simplicidad y feedback frecuente de XP para sostener iteraciones cortas y validación continua con usuarios finales. (Agile Alliance, s. f.) [agilealliance.org]</w:t>
+      </w:r>
+    </w:p>
+    <w:p>
+      <w:pPr>
+        <w:pStyle w:val="PreformattedText"/>
+        <w:bidi w:val="0"/>
+        <w:spacing w:lineRule="auto" w:line="360" w:before="0" w:after="0"/>
+        <w:jc w:val="both"/>
+        <w:rPr>
+          <w:rFonts w:ascii="Adwaita Sans" w:hAnsi="Adwaita Sans"/>
+          <w:sz w:val="26"/>
+          <w:szCs w:val="26"/>
+        </w:rPr>
+      </w:pPr>
+      <w:r>
+        <w:rPr>
+          <w:rFonts w:ascii="Adwaita Sans" w:hAnsi="Adwaita Sans"/>
+          <w:sz w:val="26"/>
+          <w:szCs w:val="26"/>
+        </w:rPr>
+      </w:r>
+    </w:p>
+    <w:p>
+      <w:pPr>
+        <w:pStyle w:val="PreformattedText"/>
+        <w:bidi w:val="0"/>
+        <w:spacing w:lineRule="auto" w:line="360" w:before="0" w:after="0"/>
+        <w:jc w:val="both"/>
+        <w:rPr>
+          <w:rFonts w:ascii="Adwaita Sans" w:hAnsi="Adwaita Sans"/>
+          <w:sz w:val="26"/>
+          <w:szCs w:val="26"/>
+        </w:rPr>
+      </w:pPr>
+      <w:r>
+        <w:rPr>
+          <w:rFonts w:ascii="Adwaita Sans" w:hAnsi="Adwaita Sans"/>
+          <w:sz w:val="26"/>
+          <w:szCs w:val="26"/>
+        </w:rPr>
+        <w:t>2) Accesibilidad</w:t>
+      </w:r>
+    </w:p>
+    <w:p>
+      <w:pPr>
+        <w:pStyle w:val="PreformattedText"/>
+        <w:bidi w:val="0"/>
+        <w:spacing w:lineRule="auto" w:line="360" w:before="0" w:after="0"/>
+        <w:jc w:val="both"/>
+        <w:rPr>
+          <w:rFonts w:ascii="Adwaita Sans" w:hAnsi="Adwaita Sans"/>
+          <w:sz w:val="26"/>
+          <w:szCs w:val="26"/>
+        </w:rPr>
+      </w:pPr>
+      <w:r>
+        <w:rPr>
+          <w:rFonts w:ascii="Adwaita Sans" w:hAnsi="Adwaita Sans"/>
+          <w:sz w:val="26"/>
+          <w:szCs w:val="26"/>
+        </w:rPr>
+      </w:r>
+    </w:p>
+    <w:p>
+      <w:pPr>
+        <w:pStyle w:val="PreformattedText"/>
+        <w:bidi w:val="0"/>
+        <w:spacing w:lineRule="auto" w:line="360" w:before="0" w:after="0"/>
+        <w:jc w:val="both"/>
+        <w:rPr>
+          <w:rFonts w:ascii="Adwaita Sans" w:hAnsi="Adwaita Sans"/>
+          <w:sz w:val="26"/>
+          <w:szCs w:val="26"/>
+        </w:rPr>
+      </w:pPr>
+      <w:r>
+        <w:rPr>
+          <w:rFonts w:ascii="Adwaita Sans" w:hAnsi="Adwaita Sans"/>
+          <w:sz w:val="26"/>
+          <w:szCs w:val="26"/>
+        </w:rPr>
+        <w:t>Contraste de color y legibilidad (WCAG 2.1)</w:t>
+      </w:r>
+    </w:p>
+    <w:p>
+      <w:pPr>
+        <w:pStyle w:val="PreformattedText"/>
+        <w:bidi w:val="0"/>
+        <w:spacing w:lineRule="auto" w:line="360" w:before="0" w:after="0"/>
+        <w:jc w:val="both"/>
+        <w:rPr>
+          <w:rFonts w:ascii="Adwaita Sans" w:hAnsi="Adwaita Sans"/>
+          <w:sz w:val="26"/>
+          <w:szCs w:val="26"/>
+        </w:rPr>
+      </w:pPr>
+      <w:r>
+        <w:rPr>
+          <w:rFonts w:ascii="Adwaita Sans" w:hAnsi="Adwaita Sans"/>
+          <w:sz w:val="26"/>
+          <w:szCs w:val="26"/>
+        </w:rPr>
+      </w:r>
+    </w:p>
+    <w:p>
+      <w:pPr>
+        <w:pStyle w:val="PreformattedText"/>
+        <w:bidi w:val="0"/>
+        <w:spacing w:lineRule="auto" w:line="360" w:before="0" w:after="0"/>
+        <w:jc w:val="both"/>
+        <w:rPr>
+          <w:rFonts w:ascii="Adwaita Sans" w:hAnsi="Adwaita Sans"/>
+          <w:sz w:val="26"/>
+          <w:szCs w:val="26"/>
+        </w:rPr>
+      </w:pPr>
+      <w:r>
+        <w:rPr>
+          <w:rFonts w:ascii="Adwaita Sans" w:hAnsi="Adwaita Sans"/>
+          <w:sz w:val="26"/>
+          <w:szCs w:val="26"/>
+        </w:rPr>
+        <w:t>Asegurar contraste mínimo 4.5:1 para texto normal y 3:1 para texto grande; para componentes y gráficos, 3:1 (AA). Recomendado AAA cuando sea posible. Usa herramientas como WebAIM Contrast Checker para verificar combinaciones. (W3C/WAI, 2018; WebAIM, s. f.; MDN, 2025). [w3.org], [webaim.org], [developer....ozilla.org]</w:t>
+      </w:r>
+    </w:p>
+    <w:p>
+      <w:pPr>
+        <w:pStyle w:val="PreformattedText"/>
+        <w:bidi w:val="0"/>
+        <w:spacing w:lineRule="auto" w:line="360" w:before="0" w:after="0"/>
+        <w:jc w:val="both"/>
+        <w:rPr>
+          <w:rFonts w:ascii="Adwaita Sans" w:hAnsi="Adwaita Sans"/>
+          <w:sz w:val="26"/>
+          <w:szCs w:val="26"/>
+        </w:rPr>
+      </w:pPr>
+      <w:r>
+        <w:rPr>
+          <w:rFonts w:ascii="Adwaita Sans" w:hAnsi="Adwaita Sans"/>
+          <w:sz w:val="26"/>
+          <w:szCs w:val="26"/>
+        </w:rPr>
+        <w:t>Marcador en el prototipo: añade una nota bajo la paleta con los radios de contraste verificados. [Inserte captura: Paleta con resultados AA/AAA].</w:t>
+      </w:r>
+    </w:p>
+    <w:p>
+      <w:pPr>
+        <w:pStyle w:val="PreformattedText"/>
+        <w:bidi w:val="0"/>
+        <w:spacing w:lineRule="auto" w:line="360" w:before="0" w:after="0"/>
+        <w:jc w:val="both"/>
+        <w:rPr>
+          <w:rFonts w:ascii="Adwaita Sans" w:hAnsi="Adwaita Sans"/>
+          <w:sz w:val="26"/>
+          <w:szCs w:val="26"/>
+        </w:rPr>
+      </w:pPr>
+      <w:r>
+        <w:rPr>
+          <w:rFonts w:ascii="Adwaita Sans" w:hAnsi="Adwaita Sans"/>
+          <w:sz w:val="26"/>
+          <w:szCs w:val="26"/>
+        </w:rPr>
+      </w:r>
+    </w:p>
+    <w:p>
+      <w:pPr>
+        <w:pStyle w:val="PreformattedText"/>
+        <w:bidi w:val="0"/>
+        <w:spacing w:lineRule="auto" w:line="360" w:before="0" w:after="0"/>
+        <w:jc w:val="both"/>
+        <w:rPr>
+          <w:rFonts w:ascii="Adwaita Sans" w:hAnsi="Adwaita Sans"/>
+          <w:sz w:val="26"/>
+          <w:szCs w:val="26"/>
+        </w:rPr>
+      </w:pPr>
+      <w:r>
+        <w:rPr>
+          <w:rFonts w:ascii="Adwaita Sans" w:hAnsi="Adwaita Sans"/>
+          <w:sz w:val="26"/>
+          <w:szCs w:val="26"/>
+        </w:rPr>
+        <w:t>Tamaño de objetivos táctiles (Android)</w:t>
+      </w:r>
+    </w:p>
+    <w:p>
+      <w:pPr>
+        <w:pStyle w:val="PreformattedText"/>
+        <w:bidi w:val="0"/>
+        <w:spacing w:lineRule="auto" w:line="360" w:before="0" w:after="0"/>
+        <w:jc w:val="both"/>
+        <w:rPr>
+          <w:rFonts w:ascii="Adwaita Sans" w:hAnsi="Adwaita Sans"/>
+          <w:sz w:val="26"/>
+          <w:szCs w:val="26"/>
+        </w:rPr>
+      </w:pPr>
+      <w:r>
+        <w:rPr>
+          <w:rFonts w:ascii="Adwaita Sans" w:hAnsi="Adwaita Sans"/>
+          <w:sz w:val="26"/>
+          <w:szCs w:val="26"/>
+        </w:rPr>
+      </w:r>
+    </w:p>
+    <w:p>
+      <w:pPr>
+        <w:pStyle w:val="PreformattedText"/>
+        <w:bidi w:val="0"/>
+        <w:spacing w:lineRule="auto" w:line="360" w:before="0" w:after="0"/>
+        <w:jc w:val="both"/>
+        <w:rPr>
+          <w:rFonts w:ascii="Adwaita Sans" w:hAnsi="Adwaita Sans"/>
+          <w:sz w:val="26"/>
+          <w:szCs w:val="26"/>
+        </w:rPr>
+      </w:pPr>
+      <w:r>
+        <w:rPr>
+          <w:rFonts w:ascii="Adwaita Sans" w:hAnsi="Adwaita Sans"/>
+          <w:sz w:val="26"/>
+          <w:szCs w:val="26"/>
+        </w:rPr>
+        <w:t>Garantizar áreas táctiles ≥ 48 dp × 48 dp (≈ 9 mm), incluso si el icono visual es menor; Material Design y la ayuda de Android recomiendan este mínimo y separación suficiente entre controles. (Google Material, s. f.; Android Accessibility Help, s. f.). [m2.material.io], [support.google.com]</w:t>
+      </w:r>
+    </w:p>
+    <w:p>
+      <w:pPr>
+        <w:pStyle w:val="PreformattedText"/>
+        <w:bidi w:val="0"/>
+        <w:spacing w:lineRule="auto" w:line="360" w:before="0" w:after="0"/>
+        <w:jc w:val="both"/>
+        <w:rPr>
+          <w:rFonts w:ascii="Adwaita Sans" w:hAnsi="Adwaita Sans"/>
+          <w:sz w:val="26"/>
+          <w:szCs w:val="26"/>
+        </w:rPr>
+      </w:pPr>
+      <w:r>
+        <w:rPr>
+          <w:rFonts w:ascii="Adwaita Sans" w:hAnsi="Adwaita Sans"/>
+          <w:sz w:val="26"/>
+          <w:szCs w:val="26"/>
+        </w:rPr>
+        <w:t>Marcador en el prototipo: dibuja un cuadro de 48 dp alrededor de cada botón/ícono para verificar. [Inserte captura: Overlays de 48 dp en botones].</w:t>
+      </w:r>
+    </w:p>
+    <w:p>
+      <w:pPr>
+        <w:pStyle w:val="PreformattedText"/>
+        <w:bidi w:val="0"/>
+        <w:spacing w:lineRule="auto" w:line="360" w:before="0" w:after="0"/>
+        <w:jc w:val="both"/>
+        <w:rPr>
+          <w:rFonts w:ascii="Adwaita Sans" w:hAnsi="Adwaita Sans"/>
+          <w:sz w:val="26"/>
+          <w:szCs w:val="26"/>
+        </w:rPr>
+      </w:pPr>
+      <w:r>
+        <w:rPr>
+          <w:rFonts w:ascii="Adwaita Sans" w:hAnsi="Adwaita Sans"/>
+          <w:sz w:val="26"/>
+          <w:szCs w:val="26"/>
+        </w:rPr>
+      </w:r>
+    </w:p>
+    <w:p>
+      <w:pPr>
+        <w:pStyle w:val="PreformattedText"/>
+        <w:bidi w:val="0"/>
+        <w:spacing w:lineRule="auto" w:line="360" w:before="0" w:after="0"/>
+        <w:jc w:val="both"/>
+        <w:rPr>
+          <w:rFonts w:ascii="Adwaita Sans" w:hAnsi="Adwaita Sans"/>
+          <w:sz w:val="26"/>
+          <w:szCs w:val="26"/>
+        </w:rPr>
+      </w:pPr>
+      <w:r>
+        <w:rPr>
+          <w:rFonts w:ascii="Adwaita Sans" w:hAnsi="Adwaita Sans"/>
+          <w:sz w:val="26"/>
+          <w:szCs w:val="26"/>
+        </w:rPr>
+      </w:r>
+    </w:p>
+    <w:p>
+      <w:pPr>
+        <w:pStyle w:val="PreformattedText"/>
+        <w:bidi w:val="0"/>
+        <w:spacing w:lineRule="auto" w:line="360" w:before="0" w:after="0"/>
+        <w:jc w:val="both"/>
+        <w:rPr>
+          <w:rFonts w:ascii="Adwaita Sans" w:hAnsi="Adwaita Sans"/>
+          <w:sz w:val="26"/>
+          <w:szCs w:val="26"/>
+        </w:rPr>
+      </w:pPr>
+      <w:r>
+        <w:rPr>
+          <w:rFonts w:ascii="Adwaita Sans" w:hAnsi="Adwaita Sans"/>
+          <w:sz w:val="26"/>
+          <w:szCs w:val="26"/>
+        </w:rPr>
+        <w:t>Estructura y jerarquía</w:t>
+      </w:r>
+    </w:p>
+    <w:p>
+      <w:pPr>
+        <w:pStyle w:val="PreformattedText"/>
+        <w:bidi w:val="0"/>
+        <w:spacing w:lineRule="auto" w:line="360" w:before="0" w:after="0"/>
+        <w:jc w:val="both"/>
+        <w:rPr>
+          <w:rFonts w:ascii="Adwaita Sans" w:hAnsi="Adwaita Sans"/>
+          <w:sz w:val="26"/>
+          <w:szCs w:val="26"/>
+        </w:rPr>
+      </w:pPr>
+      <w:r>
+        <w:rPr>
+          <w:rFonts w:ascii="Adwaita Sans" w:hAnsi="Adwaita Sans"/>
+          <w:sz w:val="26"/>
+          <w:szCs w:val="26"/>
+        </w:rPr>
+      </w:r>
+    </w:p>
+    <w:p>
+      <w:pPr>
+        <w:pStyle w:val="PreformattedText"/>
+        <w:bidi w:val="0"/>
+        <w:spacing w:lineRule="auto" w:line="360" w:before="0" w:after="0"/>
+        <w:jc w:val="both"/>
+        <w:rPr>
+          <w:rFonts w:ascii="Adwaita Sans" w:hAnsi="Adwaita Sans"/>
+          <w:sz w:val="26"/>
+          <w:szCs w:val="26"/>
+        </w:rPr>
+      </w:pPr>
+      <w:r>
+        <w:rPr>
+          <w:rFonts w:ascii="Adwaita Sans" w:hAnsi="Adwaita Sans"/>
+          <w:sz w:val="26"/>
+          <w:szCs w:val="26"/>
+        </w:rPr>
+        <w:t>Usa encabezados y landmarks claros; navegación con orden lógico y foco visible, en línea con la guía de accesibilidad de Material 3. (Material Design 3, s. f.). [m3.material.io]</w:t>
+      </w:r>
+    </w:p>
+    <w:p>
+      <w:pPr>
+        <w:pStyle w:val="PreformattedText"/>
+        <w:bidi w:val="0"/>
+        <w:spacing w:lineRule="auto" w:line="360" w:before="0" w:after="0"/>
+        <w:jc w:val="both"/>
+        <w:rPr>
+          <w:rFonts w:ascii="Adwaita Sans" w:hAnsi="Adwaita Sans"/>
+          <w:sz w:val="26"/>
+          <w:szCs w:val="26"/>
+        </w:rPr>
+      </w:pPr>
+      <w:r>
+        <w:rPr>
+          <w:rFonts w:ascii="Adwaita Sans" w:hAnsi="Adwaita Sans"/>
+          <w:sz w:val="26"/>
+          <w:szCs w:val="26"/>
+        </w:rPr>
+      </w:r>
+    </w:p>
+    <w:p>
+      <w:pPr>
+        <w:pStyle w:val="PreformattedText"/>
+        <w:bidi w:val="0"/>
+        <w:spacing w:lineRule="auto" w:line="360" w:before="0" w:after="0"/>
+        <w:jc w:val="both"/>
+        <w:rPr>
+          <w:rFonts w:ascii="Adwaita Sans" w:hAnsi="Adwaita Sans"/>
+          <w:sz w:val="26"/>
+          <w:szCs w:val="26"/>
+        </w:rPr>
+      </w:pPr>
+      <w:r>
+        <w:rPr>
+          <w:rFonts w:ascii="Adwaita Sans" w:hAnsi="Adwaita Sans"/>
+          <w:sz w:val="26"/>
+          <w:szCs w:val="26"/>
+        </w:rPr>
+      </w:r>
+    </w:p>
+    <w:p>
+      <w:pPr>
+        <w:pStyle w:val="PreformattedText"/>
+        <w:bidi w:val="0"/>
+        <w:spacing w:lineRule="auto" w:line="360" w:before="0" w:after="0"/>
+        <w:jc w:val="both"/>
+        <w:rPr>
+          <w:rFonts w:ascii="Adwaita Sans" w:hAnsi="Adwaita Sans"/>
+          <w:sz w:val="26"/>
+          <w:szCs w:val="26"/>
+        </w:rPr>
+      </w:pPr>
+      <w:r>
+        <w:rPr>
+          <w:rFonts w:ascii="Adwaita Sans" w:hAnsi="Adwaita Sans"/>
+          <w:sz w:val="26"/>
+          <w:szCs w:val="26"/>
+        </w:rPr>
+        <w:t>VI. Conclusiones y entregables</w:t>
+      </w:r>
+    </w:p>
+    <w:p>
+      <w:pPr>
+        <w:pStyle w:val="PreformattedText"/>
+        <w:bidi w:val="0"/>
+        <w:spacing w:lineRule="auto" w:line="360" w:before="0" w:after="0"/>
+        <w:jc w:val="both"/>
+        <w:rPr>
+          <w:rFonts w:ascii="Adwaita Sans" w:hAnsi="Adwaita Sans"/>
+          <w:sz w:val="26"/>
+          <w:szCs w:val="26"/>
+        </w:rPr>
+      </w:pPr>
+      <w:r>
+        <w:rPr>
+          <w:rFonts w:ascii="Adwaita Sans" w:hAnsi="Adwaita Sans"/>
+          <w:sz w:val="26"/>
+          <w:szCs w:val="26"/>
+        </w:rPr>
+        <w:t>1) Conclusiones</w:t>
+      </w:r>
+    </w:p>
+    <w:p>
+      <w:pPr>
+        <w:pStyle w:val="PreformattedText"/>
+        <w:bidi w:val="0"/>
+        <w:spacing w:lineRule="auto" w:line="360" w:before="0" w:after="0"/>
+        <w:jc w:val="both"/>
+        <w:rPr>
+          <w:rFonts w:ascii="Adwaita Sans" w:hAnsi="Adwaita Sans"/>
+          <w:sz w:val="26"/>
+          <w:szCs w:val="26"/>
+        </w:rPr>
+      </w:pPr>
+      <w:r>
+        <w:rPr>
+          <w:rFonts w:ascii="Adwaita Sans" w:hAnsi="Adwaita Sans"/>
+          <w:sz w:val="26"/>
+          <w:szCs w:val="26"/>
+        </w:rPr>
+        <w:t>Draw.io demostró ser una herramienta eficiente para prototipado de interfaces del “Censo Rural” por su rapidez de armado con bibliotecas de Mockups, su integración con Google Drive (versionado y colaboración) y su capacidad para crear diagramas UML y wireframes dentro del mismo entorno. Esto favorece las entregas frecuentes de módulos funcionales y el feedback continuo que promueve XP, reduciendo el tiempo entre idea, prueba y mejora. [drawio-app.com], [drawio.com], [drawio.com], [agilealliance.org]</w:t>
+      </w:r>
+    </w:p>
+    <w:p>
+      <w:pPr>
+        <w:pStyle w:val="PreformattedText"/>
+        <w:bidi w:val="0"/>
+        <w:spacing w:lineRule="auto" w:line="360" w:before="0" w:after="0"/>
+        <w:jc w:val="both"/>
+        <w:rPr>
+          <w:rFonts w:ascii="Adwaita Sans" w:hAnsi="Adwaita Sans"/>
+          <w:sz w:val="26"/>
+          <w:szCs w:val="26"/>
+        </w:rPr>
+      </w:pPr>
+      <w:r>
+        <w:rPr>
+          <w:rFonts w:ascii="Adwaita Sans" w:hAnsi="Adwaita Sans"/>
+          <w:sz w:val="26"/>
+          <w:szCs w:val="26"/>
+        </w:rPr>
+        <w:t>2) Entregable final (ZIP)</w:t>
+      </w:r>
+    </w:p>
+    <w:p>
+      <w:pPr>
+        <w:pStyle w:val="PreformattedText"/>
+        <w:bidi w:val="0"/>
+        <w:spacing w:lineRule="auto" w:line="360" w:before="0" w:after="0"/>
+        <w:jc w:val="both"/>
+        <w:rPr>
+          <w:rFonts w:ascii="Adwaita Sans" w:hAnsi="Adwaita Sans"/>
+          <w:sz w:val="26"/>
+          <w:szCs w:val="26"/>
+        </w:rPr>
+      </w:pPr>
+      <w:r>
+        <w:rPr>
+          <w:rFonts w:ascii="Adwaita Sans" w:hAnsi="Adwaita Sans"/>
+          <w:sz w:val="26"/>
+          <w:szCs w:val="26"/>
+        </w:rPr>
+        <w:t>Incluye:</w:t>
+      </w:r>
+    </w:p>
+    <w:p>
+      <w:pPr>
+        <w:pStyle w:val="PreformattedText"/>
+        <w:bidi w:val="0"/>
+        <w:spacing w:lineRule="auto" w:line="360" w:before="0" w:after="0"/>
+        <w:jc w:val="both"/>
+        <w:rPr>
+          <w:rFonts w:ascii="Adwaita Sans" w:hAnsi="Adwaita Sans"/>
+          <w:sz w:val="26"/>
+          <w:szCs w:val="26"/>
+        </w:rPr>
+      </w:pPr>
+      <w:r>
+        <w:rPr>
+          <w:rFonts w:ascii="Adwaita Sans" w:hAnsi="Adwaita Sans"/>
+          <w:sz w:val="26"/>
+          <w:szCs w:val="26"/>
+        </w:rPr>
+      </w:r>
+    </w:p>
+    <w:p>
+      <w:pPr>
+        <w:pStyle w:val="PreformattedText"/>
+        <w:bidi w:val="0"/>
+        <w:spacing w:lineRule="auto" w:line="360" w:before="0" w:after="0"/>
+        <w:jc w:val="both"/>
+        <w:rPr>
+          <w:rFonts w:ascii="Adwaita Sans" w:hAnsi="Adwaita Sans"/>
+          <w:sz w:val="26"/>
+          <w:szCs w:val="26"/>
+        </w:rPr>
+      </w:pPr>
+      <w:r>
+        <w:rPr>
+          <w:rFonts w:ascii="Adwaita Sans" w:hAnsi="Adwaita Sans"/>
+          <w:sz w:val="26"/>
+          <w:szCs w:val="26"/>
+        </w:rPr>
+        <w:t>Descripción y pantallazos de configuración (More shapes…, bibliotecas) y del prototipo (Navbar, Footer, Card, Formulario).</w:t>
+      </w:r>
+    </w:p>
+    <w:p>
+      <w:pPr>
+        <w:pStyle w:val="PreformattedText"/>
+        <w:bidi w:val="0"/>
+        <w:spacing w:lineRule="auto" w:line="360" w:before="0" w:after="0"/>
+        <w:jc w:val="both"/>
+        <w:rPr>
+          <w:rFonts w:ascii="Adwaita Sans" w:hAnsi="Adwaita Sans"/>
+          <w:sz w:val="26"/>
+          <w:szCs w:val="26"/>
+        </w:rPr>
+      </w:pPr>
+      <w:r>
+        <w:rPr>
+          <w:rFonts w:ascii="Adwaita Sans" w:hAnsi="Adwaita Sans"/>
+          <w:sz w:val="26"/>
+          <w:szCs w:val="26"/>
+        </w:rPr>
+      </w:r>
+    </w:p>
+    <w:p>
+      <w:pPr>
+        <w:pStyle w:val="PreformattedText"/>
+        <w:bidi w:val="0"/>
+        <w:spacing w:lineRule="auto" w:line="360" w:before="0" w:after="0"/>
+        <w:jc w:val="both"/>
+        <w:rPr>
+          <w:rFonts w:ascii="Adwaita Sans" w:hAnsi="Adwaita Sans"/>
+          <w:sz w:val="26"/>
+          <w:szCs w:val="26"/>
+        </w:rPr>
+      </w:pPr>
+      <w:r>
+        <w:rPr>
+          <w:rFonts w:ascii="Adwaita Sans" w:hAnsi="Adwaita Sans"/>
+          <w:sz w:val="26"/>
+          <w:szCs w:val="26"/>
+        </w:rPr>
+      </w:r>
+    </w:p>
+    <w:p>
+      <w:pPr>
+        <w:pStyle w:val="PreformattedText"/>
+        <w:bidi w:val="0"/>
+        <w:spacing w:lineRule="auto" w:line="360" w:before="0" w:after="0"/>
+        <w:jc w:val="both"/>
+        <w:rPr>
+          <w:rFonts w:ascii="Adwaita Sans" w:hAnsi="Adwaita Sans"/>
+          <w:sz w:val="26"/>
+          <w:szCs w:val="26"/>
+        </w:rPr>
+      </w:pPr>
+      <w:r>
+        <w:rPr>
+          <w:rFonts w:ascii="Adwaita Sans" w:hAnsi="Adwaita Sans"/>
+          <w:sz w:val="26"/>
+          <w:szCs w:val="26"/>
+        </w:rPr>
+        <w:t>Archivo fuente del prototipo: CensoRural.drawio (o exportación compatible: PNG/SVG con XML).</w:t>
+      </w:r>
+    </w:p>
+    <w:p>
+      <w:pPr>
+        <w:pStyle w:val="PreformattedText"/>
+        <w:bidi w:val="0"/>
+        <w:spacing w:lineRule="auto" w:line="360" w:before="0" w:after="0"/>
+        <w:jc w:val="both"/>
+        <w:rPr>
+          <w:rFonts w:ascii="Adwaita Sans" w:hAnsi="Adwaita Sans"/>
+          <w:sz w:val="26"/>
+          <w:szCs w:val="26"/>
+        </w:rPr>
+      </w:pPr>
+      <w:r>
+        <w:rPr>
+          <w:rFonts w:ascii="Adwaita Sans" w:hAnsi="Adwaita Sans"/>
+          <w:sz w:val="26"/>
+          <w:szCs w:val="26"/>
+        </w:rPr>
+        <w:t>Estructura sugerida del ZIP:</w:t>
+      </w:r>
+    </w:p>
+    <w:p>
+      <w:pPr>
+        <w:pStyle w:val="PreformattedText"/>
+        <w:bidi w:val="0"/>
+        <w:spacing w:lineRule="auto" w:line="360" w:before="0" w:after="0"/>
+        <w:jc w:val="both"/>
+        <w:rPr>
+          <w:rFonts w:ascii="Adwaita Sans" w:hAnsi="Adwaita Sans"/>
+          <w:sz w:val="26"/>
+          <w:szCs w:val="26"/>
+        </w:rPr>
+      </w:pPr>
+      <w:r>
+        <w:rPr>
+          <w:rFonts w:ascii="Adwaita Sans" w:hAnsi="Adwaita Sans"/>
+          <w:sz w:val="26"/>
+          <w:szCs w:val="26"/>
+        </w:rPr>
+        <w:t>/GA6-220501096-AA3-EV01_CensoRural/</w:t>
+      </w:r>
+    </w:p>
+    <w:p>
+      <w:pPr>
+        <w:pStyle w:val="PreformattedText"/>
+        <w:bidi w:val="0"/>
+        <w:spacing w:lineRule="auto" w:line="360" w:before="0" w:after="0"/>
+        <w:jc w:val="both"/>
+        <w:rPr>
+          <w:rFonts w:ascii="Adwaita Sans" w:hAnsi="Adwaita Sans"/>
+          <w:sz w:val="26"/>
+          <w:szCs w:val="26"/>
+        </w:rPr>
+      </w:pPr>
+      <w:r>
+        <w:rPr>
+          <w:rFonts w:ascii="Adwaita Sans" w:hAnsi="Adwaita Sans"/>
+          <w:sz w:val="26"/>
+          <w:szCs w:val="26"/>
+        </w:rPr>
+        <w:t xml:space="preserve">├─ </w:t>
+      </w:r>
+      <w:r>
+        <w:rPr>
+          <w:rFonts w:ascii="Adwaita Sans" w:hAnsi="Adwaita Sans"/>
+          <w:sz w:val="26"/>
+          <w:szCs w:val="26"/>
+        </w:rPr>
+        <w:t>documento/</w:t>
+      </w:r>
+    </w:p>
+    <w:p>
+      <w:pPr>
+        <w:pStyle w:val="PreformattedText"/>
+        <w:bidi w:val="0"/>
+        <w:spacing w:lineRule="auto" w:line="360" w:before="0" w:after="0"/>
+        <w:jc w:val="both"/>
+        <w:rPr>
+          <w:rFonts w:ascii="Adwaita Sans" w:hAnsi="Adwaita Sans"/>
+          <w:sz w:val="26"/>
+          <w:szCs w:val="26"/>
+        </w:rPr>
+      </w:pPr>
+      <w:r>
+        <w:rPr>
+          <w:rFonts w:ascii="Adwaita Sans" w:hAnsi="Adwaita Sans"/>
+          <w:sz w:val="26"/>
+          <w:szCs w:val="26"/>
+        </w:rPr>
+        <w:t xml:space="preserve">│  └─ </w:t>
+      </w:r>
+      <w:r>
+        <w:rPr>
+          <w:rFonts w:ascii="Adwaita Sans" w:hAnsi="Adwaita Sans"/>
+          <w:sz w:val="26"/>
+          <w:szCs w:val="26"/>
+        </w:rPr>
+        <w:t>GA6-AA3-EV01_CensoRural.pdf (o .docx)</w:t>
+      </w:r>
+    </w:p>
+    <w:p>
+      <w:pPr>
+        <w:pStyle w:val="PreformattedText"/>
+        <w:bidi w:val="0"/>
+        <w:spacing w:lineRule="auto" w:line="360" w:before="0" w:after="0"/>
+        <w:jc w:val="both"/>
+        <w:rPr>
+          <w:rFonts w:ascii="Adwaita Sans" w:hAnsi="Adwaita Sans"/>
+          <w:sz w:val="26"/>
+          <w:szCs w:val="26"/>
+        </w:rPr>
+      </w:pPr>
+      <w:r>
+        <w:rPr>
+          <w:rFonts w:ascii="Adwaita Sans" w:hAnsi="Adwaita Sans"/>
+          <w:sz w:val="26"/>
+          <w:szCs w:val="26"/>
+        </w:rPr>
+        <w:t xml:space="preserve">├─ </w:t>
+      </w:r>
+      <w:r>
+        <w:rPr>
+          <w:rFonts w:ascii="Adwaita Sans" w:hAnsi="Adwaita Sans"/>
+          <w:sz w:val="26"/>
+          <w:szCs w:val="26"/>
+        </w:rPr>
+        <w:t>prototipo/</w:t>
+      </w:r>
+    </w:p>
+    <w:p>
+      <w:pPr>
+        <w:pStyle w:val="PreformattedText"/>
+        <w:bidi w:val="0"/>
+        <w:spacing w:lineRule="auto" w:line="360" w:before="0" w:after="0"/>
+        <w:jc w:val="both"/>
+        <w:rPr>
+          <w:rFonts w:ascii="Adwaita Sans" w:hAnsi="Adwaita Sans"/>
+          <w:sz w:val="26"/>
+          <w:szCs w:val="26"/>
+        </w:rPr>
+      </w:pPr>
+      <w:r>
+        <w:rPr>
+          <w:rFonts w:ascii="Adwaita Sans" w:hAnsi="Adwaita Sans"/>
+          <w:sz w:val="26"/>
+          <w:szCs w:val="26"/>
+        </w:rPr>
+        <w:t xml:space="preserve">│  ├─ </w:t>
+      </w:r>
+      <w:r>
+        <w:rPr>
+          <w:rFonts w:ascii="Adwaita Sans" w:hAnsi="Adwaita Sans"/>
+          <w:sz w:val="26"/>
+          <w:szCs w:val="26"/>
+        </w:rPr>
+        <w:t>CensoRural.drawio</w:t>
+      </w:r>
+    </w:p>
+    <w:p>
+      <w:pPr>
+        <w:pStyle w:val="PreformattedText"/>
+        <w:bidi w:val="0"/>
+        <w:spacing w:lineRule="auto" w:line="360" w:before="0" w:after="0"/>
+        <w:jc w:val="both"/>
+        <w:rPr>
+          <w:rFonts w:ascii="Adwaita Sans" w:hAnsi="Adwaita Sans"/>
+          <w:sz w:val="26"/>
+          <w:szCs w:val="26"/>
+        </w:rPr>
+      </w:pPr>
+      <w:r>
+        <w:rPr>
+          <w:rFonts w:ascii="Adwaita Sans" w:hAnsi="Adwaita Sans"/>
+          <w:sz w:val="26"/>
+          <w:szCs w:val="26"/>
+        </w:rPr>
+        <w:t xml:space="preserve">│  └─ </w:t>
+      </w:r>
+      <w:r>
+        <w:rPr>
+          <w:rFonts w:ascii="Adwaita Sans" w:hAnsi="Adwaita Sans"/>
+          <w:sz w:val="26"/>
+          <w:szCs w:val="26"/>
+        </w:rPr>
+        <w:t>exportaciones/ (PNG/SVG/PDF)</w:t>
+      </w:r>
+    </w:p>
+    <w:p>
+      <w:pPr>
+        <w:pStyle w:val="PreformattedText"/>
+        <w:bidi w:val="0"/>
+        <w:spacing w:lineRule="auto" w:line="360" w:before="0" w:after="0"/>
+        <w:jc w:val="both"/>
+        <w:rPr>
+          <w:rFonts w:ascii="Adwaita Sans" w:hAnsi="Adwaita Sans"/>
+          <w:sz w:val="26"/>
+          <w:szCs w:val="26"/>
+        </w:rPr>
+      </w:pPr>
+      <w:r>
+        <w:rPr>
+          <w:rFonts w:ascii="Adwaita Sans" w:hAnsi="Adwaita Sans"/>
+          <w:sz w:val="26"/>
+          <w:szCs w:val="26"/>
+        </w:rPr>
+        <w:t xml:space="preserve">└─ </w:t>
+      </w:r>
+      <w:r>
+        <w:rPr>
+          <w:rFonts w:ascii="Adwaita Sans" w:hAnsi="Adwaita Sans"/>
+          <w:sz w:val="26"/>
+          <w:szCs w:val="26"/>
+        </w:rPr>
+        <w:t>evidencias/</w:t>
+      </w:r>
+    </w:p>
+    <w:p>
+      <w:pPr>
+        <w:pStyle w:val="PreformattedText"/>
+        <w:bidi w:val="0"/>
+        <w:spacing w:lineRule="auto" w:line="360" w:before="0" w:after="0"/>
+        <w:jc w:val="both"/>
+        <w:rPr>
+          <w:rFonts w:ascii="Adwaita Sans" w:hAnsi="Adwaita Sans"/>
+          <w:sz w:val="26"/>
+          <w:szCs w:val="26"/>
+        </w:rPr>
+      </w:pPr>
+      <w:r>
+        <w:rPr>
+          <w:rFonts w:ascii="Adwaita Sans" w:hAnsi="Adwaita Sans"/>
+          <w:sz w:val="26"/>
+          <w:szCs w:val="26"/>
+        </w:rPr>
+        <w:t xml:space="preserve">   └─ </w:t>
+      </w:r>
+      <w:r>
+        <w:rPr>
+          <w:rFonts w:ascii="Adwaita Sans" w:hAnsi="Adwaita Sans"/>
+          <w:sz w:val="26"/>
+          <w:szCs w:val="26"/>
+        </w:rPr>
+        <w:t>capturas_configuracion_y_vistas/</w:t>
+      </w:r>
+    </w:p>
+    <w:p>
+      <w:pPr>
+        <w:pStyle w:val="PreformattedText"/>
+        <w:bidi w:val="0"/>
+        <w:spacing w:lineRule="auto" w:line="360" w:before="0" w:after="0"/>
+        <w:jc w:val="both"/>
+        <w:rPr>
+          <w:rFonts w:ascii="Adwaita Sans" w:hAnsi="Adwaita Sans"/>
+          <w:sz w:val="26"/>
+          <w:szCs w:val="26"/>
+        </w:rPr>
+      </w:pPr>
+      <w:r>
+        <w:rPr>
+          <w:rFonts w:ascii="Adwaita Sans" w:hAnsi="Adwaita Sans"/>
+          <w:sz w:val="26"/>
+          <w:szCs w:val="26"/>
+        </w:rPr>
+      </w:r>
+    </w:p>
+    <w:p>
+      <w:pPr>
+        <w:pStyle w:val="PreformattedText"/>
+        <w:bidi w:val="0"/>
+        <w:spacing w:lineRule="auto" w:line="360" w:before="0" w:after="0"/>
+        <w:jc w:val="both"/>
+        <w:rPr>
+          <w:rFonts w:ascii="Adwaita Sans" w:hAnsi="Adwaita Sans"/>
+          <w:sz w:val="26"/>
+          <w:szCs w:val="26"/>
+        </w:rPr>
+      </w:pPr>
+      <w:r>
+        <w:rPr>
+          <w:rFonts w:ascii="Adwaita Sans" w:hAnsi="Adwaita Sans"/>
+          <w:sz w:val="26"/>
+          <w:szCs w:val="26"/>
+        </w:rPr>
+      </w:r>
+    </w:p>
+    <w:p>
+      <w:pPr>
+        <w:pStyle w:val="PreformattedText"/>
+        <w:bidi w:val="0"/>
+        <w:spacing w:lineRule="auto" w:line="360" w:before="0" w:after="0"/>
+        <w:jc w:val="both"/>
+        <w:rPr>
+          <w:rFonts w:ascii="Adwaita Sans" w:hAnsi="Adwaita Sans"/>
+          <w:sz w:val="26"/>
+          <w:szCs w:val="26"/>
+        </w:rPr>
+      </w:pPr>
+      <w:r>
+        <w:rPr>
+          <w:rFonts w:ascii="Adwaita Sans" w:hAnsi="Adwaita Sans"/>
+          <w:sz w:val="26"/>
+          <w:szCs w:val="26"/>
+        </w:rPr>
+      </w:r>
+    </w:p>
+    <w:p>
+      <w:pPr>
+        <w:pStyle w:val="PreformattedText"/>
+        <w:bidi w:val="0"/>
+        <w:spacing w:lineRule="auto" w:line="360" w:before="0" w:after="0"/>
+        <w:jc w:val="both"/>
+        <w:rPr>
+          <w:rFonts w:ascii="Adwaita Sans" w:hAnsi="Adwaita Sans"/>
+          <w:sz w:val="26"/>
+          <w:szCs w:val="26"/>
+        </w:rPr>
+      </w:pPr>
+      <w:r>
+        <w:rPr>
+          <w:rFonts w:ascii="Adwaita Sans" w:hAnsi="Adwaita Sans"/>
+          <w:sz w:val="26"/>
+          <w:szCs w:val="26"/>
+        </w:rPr>
+      </w:r>
+    </w:p>
+    <w:p>
+      <w:pPr>
+        <w:pStyle w:val="PreformattedText"/>
+        <w:bidi w:val="0"/>
+        <w:spacing w:lineRule="auto" w:line="360" w:before="0" w:after="0"/>
+        <w:jc w:val="both"/>
+        <w:rPr>
+          <w:rFonts w:ascii="Adwaita Sans" w:hAnsi="Adwaita Sans"/>
+          <w:sz w:val="26"/>
+          <w:szCs w:val="26"/>
+        </w:rPr>
+      </w:pPr>
+      <w:r>
+        <w:rPr>
+          <w:rFonts w:ascii="Adwaita Sans" w:hAnsi="Adwaita Sans"/>
+          <w:sz w:val="26"/>
+          <w:szCs w:val="26"/>
+        </w:rPr>
+        <w:t>Apéndice A — Lista de “pantallazos” requeridos (para insertar en el documento)</w:t>
+      </w:r>
+    </w:p>
+    <w:p>
+      <w:pPr>
+        <w:pStyle w:val="PreformattedText"/>
+        <w:bidi w:val="0"/>
+        <w:spacing w:lineRule="auto" w:line="360" w:before="0" w:after="0"/>
+        <w:jc w:val="both"/>
+        <w:rPr>
+          <w:rFonts w:ascii="Adwaita Sans" w:hAnsi="Adwaita Sans"/>
+          <w:sz w:val="26"/>
+          <w:szCs w:val="26"/>
+        </w:rPr>
+      </w:pPr>
+      <w:r>
+        <w:rPr>
+          <w:rFonts w:ascii="Adwaita Sans" w:hAnsi="Adwaita Sans"/>
+          <w:sz w:val="26"/>
+          <w:szCs w:val="26"/>
+        </w:rPr>
+      </w:r>
+    </w:p>
+    <w:p>
+      <w:pPr>
+        <w:pStyle w:val="PreformattedText"/>
+        <w:bidi w:val="0"/>
+        <w:spacing w:lineRule="auto" w:line="360" w:before="0" w:after="0"/>
+        <w:jc w:val="both"/>
+        <w:rPr>
+          <w:rFonts w:ascii="Adwaita Sans" w:hAnsi="Adwaita Sans"/>
+          <w:sz w:val="26"/>
+          <w:szCs w:val="26"/>
+        </w:rPr>
+      </w:pPr>
+      <w:r>
+        <w:rPr>
+          <w:rFonts w:ascii="Adwaita Sans" w:hAnsi="Adwaita Sans"/>
+          <w:sz w:val="26"/>
+          <w:szCs w:val="26"/>
+        </w:rPr>
+        <w:t>Almacenamiento en Google Drive y autorización (Draw.io). [CAPTURA A1]. [drawio.com]</w:t>
+      </w:r>
+    </w:p>
+    <w:p>
+      <w:pPr>
+        <w:pStyle w:val="PreformattedText"/>
+        <w:bidi w:val="0"/>
+        <w:spacing w:lineRule="auto" w:line="360" w:before="0" w:after="0"/>
+        <w:jc w:val="both"/>
+        <w:rPr>
+          <w:rFonts w:ascii="Adwaita Sans" w:hAnsi="Adwaita Sans"/>
+          <w:sz w:val="26"/>
+          <w:szCs w:val="26"/>
+        </w:rPr>
+      </w:pPr>
+      <w:r>
+        <w:rPr>
+          <w:rFonts w:ascii="Adwaita Sans" w:hAnsi="Adwaita Sans"/>
+          <w:sz w:val="26"/>
+          <w:szCs w:val="26"/>
+        </w:rPr>
+        <w:t>Activación de librerías Mockups/iOS/Android (More shapes…). [CAPTURA A2]. [drawio-app.com]</w:t>
+      </w:r>
+    </w:p>
+    <w:p>
+      <w:pPr>
+        <w:pStyle w:val="PreformattedText"/>
+        <w:bidi w:val="0"/>
+        <w:spacing w:lineRule="auto" w:line="360" w:before="0" w:after="0"/>
+        <w:jc w:val="both"/>
+        <w:rPr>
+          <w:rFonts w:ascii="Adwaita Sans" w:hAnsi="Adwaita Sans"/>
+          <w:sz w:val="26"/>
+          <w:szCs w:val="26"/>
+        </w:rPr>
+      </w:pPr>
+      <w:r>
+        <w:rPr>
+          <w:rFonts w:ascii="Adwaita Sans" w:hAnsi="Adwaita Sans"/>
+          <w:sz w:val="26"/>
+          <w:szCs w:val="26"/>
+        </w:rPr>
+        <w:t>Panel de formas mostrando botones, inputs, menús. [CAPTURA A3]. [drawio-app.com]</w:t>
+      </w:r>
+    </w:p>
+    <w:p>
+      <w:pPr>
+        <w:pStyle w:val="PreformattedText"/>
+        <w:bidi w:val="0"/>
+        <w:spacing w:lineRule="auto" w:line="360" w:before="0" w:after="0"/>
+        <w:jc w:val="both"/>
+        <w:rPr>
+          <w:rFonts w:ascii="Adwaita Sans" w:hAnsi="Adwaita Sans"/>
+          <w:sz w:val="26"/>
+          <w:szCs w:val="26"/>
+        </w:rPr>
+      </w:pPr>
+      <w:r>
+        <w:rPr>
+          <w:rFonts w:ascii="Adwaita Sans" w:hAnsi="Adwaita Sans"/>
+          <w:sz w:val="26"/>
+          <w:szCs w:val="26"/>
+        </w:rPr>
+        <w:t>Navbar con Inicio/Formulario/Repositorio y estado activo. [CAPTURA A4].</w:t>
+      </w:r>
+    </w:p>
+    <w:p>
+      <w:pPr>
+        <w:pStyle w:val="PreformattedText"/>
+        <w:bidi w:val="0"/>
+        <w:spacing w:lineRule="auto" w:line="360" w:before="0" w:after="0"/>
+        <w:jc w:val="both"/>
+        <w:rPr>
+          <w:rFonts w:ascii="Adwaita Sans" w:hAnsi="Adwaita Sans"/>
+          <w:sz w:val="26"/>
+          <w:szCs w:val="26"/>
+        </w:rPr>
+      </w:pPr>
+      <w:r>
+        <w:rPr>
+          <w:rFonts w:ascii="Adwaita Sans" w:hAnsi="Adwaita Sans"/>
+          <w:sz w:val="26"/>
+          <w:szCs w:val="26"/>
+        </w:rPr>
+        <w:t>Footer con datos institucionales y contacto. [CAPTURA A5].</w:t>
+      </w:r>
+    </w:p>
+    <w:p>
+      <w:pPr>
+        <w:pStyle w:val="PreformattedText"/>
+        <w:bidi w:val="0"/>
+        <w:spacing w:lineRule="auto" w:line="360" w:before="0" w:after="0"/>
+        <w:jc w:val="both"/>
+        <w:rPr>
+          <w:rFonts w:ascii="Adwaita Sans" w:hAnsi="Adwaita Sans"/>
+          <w:sz w:val="26"/>
+          <w:szCs w:val="26"/>
+        </w:rPr>
+      </w:pPr>
+      <w:r>
+        <w:rPr>
+          <w:rFonts w:ascii="Adwaita Sans" w:hAnsi="Adwaita Sans"/>
+          <w:sz w:val="26"/>
+          <w:szCs w:val="26"/>
+        </w:rPr>
+        <w:t>Cards de regiones/censos con KPIs y CTA. [CAPTURA A6].</w:t>
+      </w:r>
+    </w:p>
+    <w:p>
+      <w:pPr>
+        <w:pStyle w:val="PreformattedText"/>
+        <w:bidi w:val="0"/>
+        <w:spacing w:lineRule="auto" w:line="360" w:before="0" w:after="0"/>
+        <w:jc w:val="both"/>
+        <w:rPr>
+          <w:rFonts w:ascii="Adwaita Sans" w:hAnsi="Adwaita Sans"/>
+          <w:sz w:val="26"/>
+          <w:szCs w:val="26"/>
+        </w:rPr>
+      </w:pPr>
+      <w:r>
+        <w:rPr>
+          <w:rFonts w:ascii="Adwaita Sans" w:hAnsi="Adwaita Sans"/>
+          <w:sz w:val="26"/>
+          <w:szCs w:val="26"/>
+        </w:rPr>
+        <w:t>Formulario completo con validaciones y botones (incl. overlay 48 dp). [CAPTURA A7]. [m2.material.io], [support.google.com]</w:t>
+      </w:r>
+    </w:p>
+    <w:p>
+      <w:pPr>
+        <w:pStyle w:val="PreformattedText"/>
+        <w:bidi w:val="0"/>
+        <w:spacing w:lineRule="auto" w:line="360" w:before="0" w:after="0"/>
+        <w:jc w:val="both"/>
+        <w:rPr>
+          <w:rFonts w:ascii="Adwaita Sans" w:hAnsi="Adwaita Sans"/>
+          <w:sz w:val="26"/>
+          <w:szCs w:val="26"/>
+        </w:rPr>
+      </w:pPr>
+      <w:r>
+        <w:rPr>
+          <w:rFonts w:ascii="Adwaita Sans" w:hAnsi="Adwaita Sans"/>
+          <w:sz w:val="26"/>
+          <w:szCs w:val="26"/>
+        </w:rPr>
+        <w:t>Paleta de colores y verificación con Contrast Checker (AA/AAA). [CAPTURA A8]. [webaim.org]</w:t>
+      </w:r>
+    </w:p>
+    <w:p>
+      <w:pPr>
+        <w:pStyle w:val="PreformattedText"/>
+        <w:bidi w:val="0"/>
+        <w:spacing w:lineRule="auto" w:line="360" w:before="0" w:after="0"/>
+        <w:jc w:val="both"/>
+        <w:rPr>
+          <w:rFonts w:ascii="Adwaita Sans" w:hAnsi="Adwaita Sans"/>
+          <w:sz w:val="26"/>
+          <w:szCs w:val="26"/>
+        </w:rPr>
+      </w:pPr>
+      <w:r>
+        <w:rPr>
+          <w:rFonts w:ascii="Adwaita Sans" w:hAnsi="Adwaita Sans"/>
+          <w:sz w:val="26"/>
+          <w:szCs w:val="26"/>
+        </w:rPr>
+      </w:r>
+    </w:p>
+    <w:p>
+      <w:pPr>
+        <w:pStyle w:val="PreformattedText"/>
+        <w:bidi w:val="0"/>
+        <w:spacing w:lineRule="auto" w:line="360" w:before="0" w:after="0"/>
+        <w:jc w:val="both"/>
+        <w:rPr>
+          <w:rFonts w:ascii="Adwaita Sans" w:hAnsi="Adwaita Sans"/>
+          <w:sz w:val="26"/>
+          <w:szCs w:val="26"/>
+        </w:rPr>
+      </w:pPr>
+      <w:r>
+        <w:rPr>
+          <w:rFonts w:ascii="Adwaita Sans" w:hAnsi="Adwaita Sans"/>
+          <w:sz w:val="26"/>
+          <w:szCs w:val="26"/>
+        </w:rPr>
+      </w:r>
+    </w:p>
+    <w:p>
+      <w:pPr>
+        <w:pStyle w:val="PreformattedText"/>
+        <w:bidi w:val="0"/>
+        <w:spacing w:lineRule="auto" w:line="360" w:before="0" w:after="0"/>
+        <w:jc w:val="center"/>
+        <w:rPr>
+          <w:rFonts w:ascii="Adwaita Sans" w:hAnsi="Adwaita Sans"/>
+          <w:sz w:val="26"/>
+          <w:szCs w:val="26"/>
+        </w:rPr>
+      </w:pPr>
+      <w:r>
+        <w:rPr>
+          <w:rFonts w:ascii="Adwaita Sans" w:hAnsi="Adwaita Sans"/>
+          <w:sz w:val="26"/>
+          <w:szCs w:val="26"/>
+        </w:rPr>
+        <w:t>Referencias (formato APA 7.ª ed.)</w:t>
+      </w:r>
+    </w:p>
+    <w:p>
+      <w:pPr>
+        <w:pStyle w:val="PreformattedText"/>
+        <w:bidi w:val="0"/>
+        <w:spacing w:lineRule="auto" w:line="360" w:before="0" w:after="0"/>
+        <w:jc w:val="both"/>
+        <w:rPr>
+          <w:rFonts w:ascii="Adwaita Sans" w:hAnsi="Adwaita Sans"/>
+          <w:i/>
+          <w:i/>
+          <w:iCs/>
+          <w:sz w:val="26"/>
+          <w:szCs w:val="26"/>
+        </w:rPr>
+      </w:pPr>
+      <w:r>
+        <w:rPr>
+          <w:rFonts w:ascii="Adwaita Sans" w:hAnsi="Adwaita Sans"/>
+          <w:i/>
+          <w:iCs/>
+          <w:sz w:val="26"/>
+          <w:szCs w:val="26"/>
+        </w:rPr>
+        <w:t>Agile Alliance. (s. f.). What is Extreme Programming (XP)? https://www.agilealliance.org/glossary/xp/ [agilealliance.org]</w:t>
+      </w:r>
+    </w:p>
+    <w:p>
+      <w:pPr>
+        <w:pStyle w:val="PreformattedText"/>
+        <w:bidi w:val="0"/>
+        <w:spacing w:lineRule="auto" w:line="360" w:before="0" w:after="0"/>
+        <w:jc w:val="both"/>
+        <w:rPr>
+          <w:rFonts w:ascii="Adwaita Sans" w:hAnsi="Adwaita Sans"/>
+          <w:i/>
+          <w:i/>
+          <w:iCs/>
+          <w:sz w:val="26"/>
+          <w:szCs w:val="26"/>
+        </w:rPr>
+      </w:pPr>
+      <w:r>
+        <w:rPr>
+          <w:rFonts w:ascii="Adwaita Sans" w:hAnsi="Adwaita Sans"/>
+          <w:i/>
+          <w:iCs/>
+          <w:sz w:val="26"/>
+          <w:szCs w:val="26"/>
+        </w:rPr>
+        <w:t>Android Accessibility Help. (s. f.). Touch target size. https://support.google.com/accessibility/android/answer/7101858 [support.google.com]</w:t>
+      </w:r>
+    </w:p>
+    <w:p>
+      <w:pPr>
+        <w:pStyle w:val="PreformattedText"/>
+        <w:bidi w:val="0"/>
+        <w:spacing w:lineRule="auto" w:line="360" w:before="0" w:after="0"/>
+        <w:jc w:val="both"/>
+        <w:rPr>
+          <w:rFonts w:ascii="Adwaita Sans" w:hAnsi="Adwaita Sans"/>
+          <w:i/>
+          <w:i/>
+          <w:iCs/>
+          <w:sz w:val="26"/>
+          <w:szCs w:val="26"/>
+        </w:rPr>
+      </w:pPr>
+      <w:r>
+        <w:rPr>
+          <w:rFonts w:ascii="Adwaita Sans" w:hAnsi="Adwaita Sans"/>
+          <w:i/>
+          <w:iCs/>
+          <w:sz w:val="26"/>
+          <w:szCs w:val="26"/>
+        </w:rPr>
+        <w:t>draw.io. (s. f.). Use draw.io with Google Drive. https://www.drawio.com/doc/faq/google-drive-diagrams [drawio.com]</w:t>
+      </w:r>
+    </w:p>
+    <w:p>
+      <w:pPr>
+        <w:pStyle w:val="PreformattedText"/>
+        <w:bidi w:val="0"/>
+        <w:spacing w:lineRule="auto" w:line="360" w:before="0" w:after="0"/>
+        <w:jc w:val="both"/>
+        <w:rPr>
+          <w:rFonts w:ascii="Adwaita Sans" w:hAnsi="Adwaita Sans"/>
+          <w:i/>
+          <w:i/>
+          <w:iCs/>
+          <w:sz w:val="26"/>
+          <w:szCs w:val="26"/>
+        </w:rPr>
+      </w:pPr>
+      <w:r>
+        <w:rPr>
+          <w:rFonts w:ascii="Adwaita Sans" w:hAnsi="Adwaita Sans"/>
+          <w:i/>
+          <w:iCs/>
+          <w:sz w:val="26"/>
+          <w:szCs w:val="26"/>
+        </w:rPr>
+        <w:t>draw.io. (2017, 29 diciembre). Use draw.io to mockup your mobile apps. https://drawio-app.com/blog/use-draw-io-to-mockup-your-mobile-apps/ [drawio-app.com]</w:t>
+      </w:r>
+    </w:p>
+    <w:p>
+      <w:pPr>
+        <w:pStyle w:val="PreformattedText"/>
+        <w:bidi w:val="0"/>
+        <w:spacing w:lineRule="auto" w:line="360" w:before="0" w:after="0"/>
+        <w:jc w:val="both"/>
+        <w:rPr>
+          <w:rFonts w:ascii="Adwaita Sans" w:hAnsi="Adwaita Sans"/>
+          <w:i/>
+          <w:i/>
+          <w:iCs/>
+          <w:sz w:val="26"/>
+          <w:szCs w:val="26"/>
+        </w:rPr>
+      </w:pPr>
+      <w:r>
+        <w:rPr>
+          <w:rFonts w:ascii="Adwaita Sans" w:hAnsi="Adwaita Sans"/>
+          <w:i/>
+          <w:iCs/>
+          <w:sz w:val="26"/>
+          <w:szCs w:val="26"/>
+        </w:rPr>
+        <w:t>draw.io. (s. f.). Example draw.io diagrams and templates. https://www.drawio.com/example-diagrams [drawio.com]</w:t>
+      </w:r>
+    </w:p>
+    <w:p>
+      <w:pPr>
+        <w:pStyle w:val="PreformattedText"/>
+        <w:bidi w:val="0"/>
+        <w:spacing w:lineRule="auto" w:line="360" w:before="0" w:after="0"/>
+        <w:jc w:val="both"/>
+        <w:rPr>
+          <w:rFonts w:ascii="Adwaita Sans" w:hAnsi="Adwaita Sans"/>
+          <w:i/>
+          <w:i/>
+          <w:iCs/>
+          <w:sz w:val="26"/>
+          <w:szCs w:val="26"/>
+        </w:rPr>
+      </w:pPr>
+      <w:r>
+        <w:rPr>
+          <w:rFonts w:ascii="Adwaita Sans" w:hAnsi="Adwaita Sans"/>
+          <w:i/>
+          <w:iCs/>
+          <w:sz w:val="26"/>
+          <w:szCs w:val="26"/>
+        </w:rPr>
+        <w:t>Google Workspace Marketplace. (2024, 7 marzo). draw.io. https://workspace.google.com/marketplace/app/drawio/224440279306 [workspace.google.com]</w:t>
+      </w:r>
+    </w:p>
+    <w:p>
+      <w:pPr>
+        <w:pStyle w:val="PreformattedText"/>
+        <w:bidi w:val="0"/>
+        <w:spacing w:lineRule="auto" w:line="360" w:before="0" w:after="0"/>
+        <w:jc w:val="both"/>
+        <w:rPr>
+          <w:rFonts w:ascii="Adwaita Sans" w:hAnsi="Adwaita Sans"/>
+          <w:i/>
+          <w:i/>
+          <w:iCs/>
+          <w:sz w:val="26"/>
+          <w:szCs w:val="26"/>
+        </w:rPr>
+      </w:pPr>
+      <w:r>
+        <w:rPr>
+          <w:rFonts w:ascii="Adwaita Sans" w:hAnsi="Adwaita Sans"/>
+          <w:i/>
+          <w:iCs/>
+          <w:sz w:val="26"/>
+          <w:szCs w:val="26"/>
+        </w:rPr>
+        <w:t>Material Design. (s. f.). Touch target (MDC Web). https://m2.material.io/develop/web/supporting/touch-target [m2.material.io]</w:t>
+      </w:r>
+    </w:p>
+    <w:p>
+      <w:pPr>
+        <w:pStyle w:val="PreformattedText"/>
+        <w:bidi w:val="0"/>
+        <w:spacing w:lineRule="auto" w:line="360" w:before="0" w:after="0"/>
+        <w:jc w:val="both"/>
+        <w:rPr>
+          <w:rFonts w:ascii="Adwaita Sans" w:hAnsi="Adwaita Sans"/>
+          <w:i/>
+          <w:i/>
+          <w:iCs/>
+          <w:sz w:val="26"/>
+          <w:szCs w:val="26"/>
+        </w:rPr>
+      </w:pPr>
+      <w:r>
+        <w:rPr>
+          <w:rFonts w:ascii="Adwaita Sans" w:hAnsi="Adwaita Sans"/>
+          <w:i/>
+          <w:iCs/>
+          <w:sz w:val="26"/>
+          <w:szCs w:val="26"/>
+        </w:rPr>
+        <w:t>Material Design 3. (s. f.). Accessibility — Designing (Structure). https://m3.material.io/foundations/designing/structure [m3.material.io]</w:t>
+      </w:r>
+    </w:p>
+    <w:p>
+      <w:pPr>
+        <w:pStyle w:val="PreformattedText"/>
+        <w:bidi w:val="0"/>
+        <w:spacing w:lineRule="auto" w:line="360" w:before="0" w:after="0"/>
+        <w:jc w:val="both"/>
+        <w:rPr>
+          <w:rFonts w:ascii="Adwaita Sans" w:hAnsi="Adwaita Sans"/>
+          <w:i/>
+          <w:i/>
+          <w:iCs/>
+          <w:sz w:val="26"/>
+          <w:szCs w:val="26"/>
+        </w:rPr>
+      </w:pPr>
+      <w:r>
+        <w:rPr>
+          <w:rFonts w:ascii="Adwaita Sans" w:hAnsi="Adwaita Sans"/>
+          <w:i/>
+          <w:iCs/>
+          <w:sz w:val="26"/>
+          <w:szCs w:val="26"/>
+        </w:rPr>
+        <w:t>MDN Web Docs. (2025, 23 junio). Color contrast. https://developer.mozilla.org/en-US/docs/Web/Accessibility/Guides/Understanding_WCAG/Perceivable/Color_contrast [developer....ozilla.org]</w:t>
+      </w:r>
+    </w:p>
+    <w:p>
+      <w:pPr>
+        <w:pStyle w:val="PreformattedText"/>
+        <w:bidi w:val="0"/>
+        <w:spacing w:lineRule="auto" w:line="360" w:before="0" w:after="0"/>
+        <w:jc w:val="both"/>
+        <w:rPr>
+          <w:rFonts w:ascii="Adwaita Sans" w:hAnsi="Adwaita Sans"/>
+          <w:i/>
+          <w:i/>
+          <w:iCs/>
+          <w:sz w:val="26"/>
+          <w:szCs w:val="26"/>
+        </w:rPr>
+      </w:pPr>
+      <w:r>
+        <w:rPr>
+          <w:rFonts w:ascii="Adwaita Sans" w:hAnsi="Adwaita Sans"/>
+          <w:i/>
+          <w:iCs/>
+          <w:sz w:val="26"/>
+          <w:szCs w:val="26"/>
+        </w:rPr>
+        <w:t>WebAIM. (s. f.). Contrast Checker. https://webaim.org/resources/contrastchecker/ [webaim.org]</w:t>
+      </w:r>
+    </w:p>
+    <w:p>
+      <w:pPr>
+        <w:pStyle w:val="PreformattedText"/>
+        <w:bidi w:val="0"/>
+        <w:spacing w:lineRule="auto" w:line="360" w:before="0" w:after="0"/>
+        <w:jc w:val="both"/>
+        <w:rPr>
+          <w:rFonts w:ascii="Adwaita Sans" w:hAnsi="Adwaita Sans"/>
+          <w:i/>
+          <w:i/>
+          <w:iCs/>
+          <w:sz w:val="26"/>
+          <w:szCs w:val="26"/>
+        </w:rPr>
+      </w:pPr>
+      <w:r>
+        <w:rPr>
+          <w:rFonts w:ascii="Adwaita Sans" w:hAnsi="Adwaita Sans"/>
+          <w:i/>
+          <w:iCs/>
+          <w:sz w:val="26"/>
+          <w:szCs w:val="26"/>
+        </w:rPr>
+        <w:t>W3C/WAI. (2018). Understanding Success Criterion 1.4.3: Contrast (Minimum). https://www.w3.org/WAI/WCAG21/Understanding/contrast-minimum.html [w3.org]</w:t>
+      </w:r>
+    </w:p>
+    <w:p>
+      <w:pPr>
+        <w:pStyle w:val="PreformattedText"/>
+        <w:bidi w:val="0"/>
+        <w:spacing w:lineRule="auto" w:line="360" w:before="0" w:after="0"/>
+        <w:jc w:val="both"/>
+        <w:rPr>
+          <w:rFonts w:ascii="Adwaita Sans" w:hAnsi="Adwaita Sans"/>
+          <w:i/>
+          <w:i/>
+          <w:iCs/>
+          <w:sz w:val="26"/>
+          <w:szCs w:val="26"/>
+        </w:rPr>
+      </w:pPr>
+      <w:r>
+        <w:rPr>
+          <w:rFonts w:ascii="Adwaita Sans" w:hAnsi="Adwaita Sans"/>
+          <w:i/>
+          <w:iCs/>
+          <w:sz w:val="26"/>
+          <w:szCs w:val="26"/>
+        </w:rPr>
+        <w:t>APA Style. (s. f.). Headings. https://apastyle.apa.org/style-grammar-guidelines/paper-format/headings [apastyle.apa.org]</w:t>
+      </w:r>
+    </w:p>
+    <w:p>
+      <w:pPr>
+        <w:pStyle w:val="PreformattedText"/>
+        <w:bidi w:val="0"/>
+        <w:spacing w:lineRule="auto" w:line="360" w:before="0" w:after="0"/>
+        <w:jc w:val="both"/>
+        <w:rPr>
+          <w:rFonts w:ascii="Adwaita Sans" w:hAnsi="Adwaita Sans"/>
+          <w:i/>
+          <w:i/>
+          <w:iCs/>
+          <w:sz w:val="26"/>
+          <w:szCs w:val="26"/>
+        </w:rPr>
+      </w:pPr>
+      <w:r>
+        <w:rPr>
+          <w:rFonts w:ascii="Adwaita Sans" w:hAnsi="Adwaita Sans"/>
+          <w:i/>
+          <w:iCs/>
+          <w:sz w:val="26"/>
+          <w:szCs w:val="26"/>
+        </w:rPr>
+        <w:t>APA Style. (2025, 8 octubre). Student Paper Setup Guide (PDF). https://apastyle.apa.org/instructional-aids/student-paper-setup-guide.pdf</w:t>
+      </w:r>
+    </w:p>
+    <w:p>
+      <w:pPr>
+        <w:pStyle w:val="PreformattedText"/>
+        <w:bidi w:val="0"/>
+        <w:spacing w:lineRule="auto" w:line="360" w:before="0" w:after="0"/>
+        <w:jc w:val="both"/>
+        <w:rPr>
+          <w:rFonts w:ascii="Adwaita Sans" w:hAnsi="Adwaita Sans"/>
+          <w:i/>
+          <w:i/>
+          <w:iCs/>
+          <w:sz w:val="26"/>
+          <w:szCs w:val="26"/>
+        </w:rPr>
+      </w:pPr>
+      <w:r>
+        <w:rPr>
+          <w:rFonts w:ascii="Adwaita Sans" w:hAnsi="Adwaita Sans"/>
+          <w:i/>
+          <w:iCs/>
+          <w:sz w:val="26"/>
+          <w:szCs w:val="26"/>
+        </w:rPr>
+      </w:r>
+    </w:p>
+    <w:p>
+      <w:pPr>
+        <w:pStyle w:val="PreformattedText"/>
+        <w:bidi w:val="0"/>
+        <w:spacing w:lineRule="auto" w:line="360" w:before="0" w:after="0"/>
+        <w:jc w:val="both"/>
+        <w:rPr>
+          <w:rFonts w:ascii="Adwaita Sans" w:hAnsi="Adwaita Sans"/>
+          <w:sz w:val="26"/>
+          <w:szCs w:val="26"/>
+        </w:rPr>
+      </w:pPr>
+      <w:r>
+        <w:rPr>
+          <w:rFonts w:ascii="Adwaita Sans" w:hAnsi="Adwaita Sans"/>
           <w:sz w:val="26"/>
           <w:szCs w:val="26"/>
         </w:rPr>
@@ -761,11 +4140,97 @@
       <w:lang w:val="es-CO" w:eastAsia="zh-CN" w:bidi="hi-IN"/>
     </w:rPr>
   </w:style>
+  <w:style w:type="paragraph" w:styleId="Heading1">
+    <w:name w:val="heading 1"/>
+    <w:basedOn w:val="Heading"/>
+    <w:next w:val="BodyText"/>
+    <w:qFormat/>
+    <w:pPr>
+      <w:spacing w:before="240" w:after="120"/>
+      <w:outlineLvl w:val="0"/>
+    </w:pPr>
+    <w:rPr>
+      <w:rFonts w:ascii="Liberation Serif" w:hAnsi="Liberation Serif" w:eastAsia="Noto Serif CJK SC" w:cs="Noto Sans Devanagari"/>
+      <w:b/>
+      <w:bCs/>
+      <w:sz w:val="48"/>
+      <w:szCs w:val="48"/>
+    </w:rPr>
+  </w:style>
+  <w:style w:type="paragraph" w:styleId="Heading2">
+    <w:name w:val="heading 2"/>
+    <w:basedOn w:val="Heading"/>
+    <w:next w:val="BodyText"/>
+    <w:qFormat/>
+    <w:pPr>
+      <w:spacing w:before="200" w:after="120"/>
+      <w:outlineLvl w:val="1"/>
+    </w:pPr>
+    <w:rPr>
+      <w:rFonts w:ascii="Liberation Serif" w:hAnsi="Liberation Serif" w:eastAsia="Noto Serif CJK SC" w:cs="Noto Sans Devanagari"/>
+      <w:b/>
+      <w:bCs/>
+      <w:sz w:val="36"/>
+      <w:szCs w:val="36"/>
+    </w:rPr>
+  </w:style>
+  <w:style w:type="paragraph" w:styleId="Heading3">
+    <w:name w:val="heading 3"/>
+    <w:basedOn w:val="Heading"/>
+    <w:next w:val="BodyText"/>
+    <w:qFormat/>
+    <w:pPr>
+      <w:spacing w:before="140" w:after="120"/>
+      <w:outlineLvl w:val="2"/>
+    </w:pPr>
+    <w:rPr>
+      <w:rFonts w:ascii="Liberation Serif" w:hAnsi="Liberation Serif" w:eastAsia="Noto Serif CJK SC" w:cs="Noto Sans Devanagari"/>
+      <w:b/>
+      <w:bCs/>
+      <w:sz w:val="28"/>
+      <w:szCs w:val="28"/>
+    </w:rPr>
+  </w:style>
   <w:style w:type="character" w:styleId="Hyperlink">
     <w:name w:val="Hyperlink"/>
     <w:rPr>
       <w:color w:val="000080"/>
       <w:u w:val="single"/>
+    </w:rPr>
+  </w:style>
+  <w:style w:type="character" w:styleId="Strong">
+    <w:name w:val="Strong"/>
+    <w:qFormat/>
+    <w:rPr>
+      <w:b/>
+      <w:bCs/>
+    </w:rPr>
+  </w:style>
+  <w:style w:type="character" w:styleId="Bullets">
+    <w:name w:val="Bullets"/>
+    <w:qFormat/>
+    <w:rPr>
+      <w:rFonts w:ascii="OpenSymbol" w:hAnsi="OpenSymbol" w:eastAsia="OpenSymbol" w:cs="OpenSymbol"/>
+    </w:rPr>
+  </w:style>
+  <w:style w:type="character" w:styleId="NumberingSymbols">
+    <w:name w:val="Numbering Symbols"/>
+    <w:qFormat/>
+    <w:rPr/>
+  </w:style>
+  <w:style w:type="character" w:styleId="SourceText">
+    <w:name w:val="Source Text"/>
+    <w:qFormat/>
+    <w:rPr>
+      <w:rFonts w:ascii="Liberation Mono" w:hAnsi="Liberation Mono" w:eastAsia="Noto Sans Mono CJK SC" w:cs="Liberation Mono"/>
+    </w:rPr>
+  </w:style>
+  <w:style w:type="character" w:styleId="Emphasis">
+    <w:name w:val="Emphasis"/>
+    <w:qFormat/>
+    <w:rPr>
+      <w:i/>
+      <w:iCs/>
     </w:rPr>
   </w:style>
   <w:style w:type="paragraph" w:styleId="Heading">
@@ -853,6 +4318,33 @@
       <w:sz w:val="56"/>
       <w:szCs w:val="56"/>
     </w:rPr>
+  </w:style>
+  <w:style w:type="paragraph" w:styleId="HorizontalLine">
+    <w:name w:val="Horizontal Line"/>
+    <w:basedOn w:val="Normal"/>
+    <w:next w:val="BodyText"/>
+    <w:qFormat/>
+    <w:pPr>
+      <w:suppressLineNumbers/>
+      <w:pBdr>
+        <w:bottom w:val="double" w:sz="2" w:space="0" w:color="808080"/>
+      </w:pBdr>
+      <w:spacing w:before="0" w:after="283"/>
+    </w:pPr>
+    <w:rPr>
+      <w:sz w:val="12"/>
+      <w:szCs w:val="12"/>
+    </w:rPr>
+  </w:style>
+  <w:style w:type="paragraph" w:styleId="BlockQuotation">
+    <w:name w:val="Block Quotation"/>
+    <w:basedOn w:val="Normal"/>
+    <w:qFormat/>
+    <w:pPr>
+      <w:spacing w:before="0" w:after="283"/>
+      <w:ind w:hanging="0" w:start="567" w:end="567"/>
+    </w:pPr>
+    <w:rPr/>
   </w:style>
 </w:styles>
 </file>
